--- a/resubmissionv3/MeLSI_Research_Paper_mSystems.docx
+++ b/resubmissionv3/MeLSI_Research_Paper_mSystems.docx
@@ -2,7 +2,7 @@
 <file path=word/document.xml><?xml version="1.0" encoding="utf-8"?>
 <w:document xmlns:w="http://schemas.openxmlformats.org/wordprocessingml/2006/main" xmlns:m="http://schemas.openxmlformats.org/officeDocument/2006/math" xmlns:r="http://schemas.openxmlformats.org/officeDocument/2006/relationships" xmlns:o="urn:schemas-microsoft-com:office:office" xmlns:v="urn:schemas-microsoft-com:vml" xmlns:w10="urn:schemas-microsoft-com:office:word" xmlns:a="http://schemas.openxmlformats.org/drawingml/2006/main" xmlns:pic="http://schemas.openxmlformats.org/drawingml/2006/picture" xmlns:wp="http://schemas.openxmlformats.org/drawingml/2006/wordprocessingDrawing">
   <w:body>
-    <w:bookmarkStart w:id="76" w:name="X0cc46be9669607e2342962e4144afbc65791ac4"/>
+    <w:bookmarkStart w:id="68" w:name="X0cc46be9669607e2342962e4144afbc65791ac4"/>
     <w:p>
       <w:pPr>
         <w:pStyle w:val="Heading1"/>
@@ -6055,7 +6055,7 @@
       </w:r>
     </w:p>
     <w:bookmarkEnd w:id="38"/>
-    <w:bookmarkStart w:id="63" w:name="results"/>
+    <w:bookmarkStart w:id="54" w:name="results"/>
     <w:p>
       <w:pPr>
         <w:pStyle w:val="Heading2"/>
@@ -10475,7 +10475,7 @@
       </w:r>
     </w:p>
     <w:bookmarkEnd w:id="45"/>
-    <w:bookmarkStart w:id="61" w:name="real-data-validation"/>
+    <w:bookmarkStart w:id="52" w:name="real-data-validation"/>
     <w:p>
       <w:pPr>
         <w:pStyle w:val="Heading3"/>
@@ -10492,7 +10492,7 @@
         <w:t xml:space="preserve">To evaluate MeLSI’s utility in real-world applications, we analyzed three published microbiome datasets: Atlas1006 (sex-associated differences), DietSwap (dietary intervention), and SKIOME (multi-group skin microbiome validation).</w:t>
       </w:r>
     </w:p>
-    <w:bookmarkStart w:id="50" w:name="atlas1006-dataset"/>
+    <w:bookmarkStart w:id="47" w:name="atlas1006-dataset"/>
     <w:p>
       <w:pPr>
         <w:pStyle w:val="Heading4"/>
@@ -10509,7 +10509,7 @@
         <w:t xml:space="preserve">On the Atlas1006 dataset (1,114 Western European adults, male vs. female), all methods except Jaccard detected significant sex-associated community differences: MeLSI (F = 4.841, p = 0.005), Euclidean (F = 4.711, p = 0.001), Bray-Curtis (F = 4.442, p = 0.001), Jaccard (F = 1.791, p = 0.144). These results are consistent with previously documented microbiome variation between males and females (29, 30). F-statistics from different distance metrics are not directly comparable because each defines a distinct geometric space; significance (p-values) provides the appropriate basis for comparison.</w:t>
       </w:r>
     </w:p>
-    <w:bookmarkStart w:id="49" w:name="feature-importance"/>
+    <w:bookmarkStart w:id="46" w:name="feature-importance"/>
     <w:p>
       <w:pPr>
         <w:pStyle w:val="Heading5"/>
@@ -10531,46 +10531,268 @@
         <w:pStyle w:val="BodyText"/>
       </w:pPr>
       <w:r>
-        <w:drawing>
-          <wp:inline>
-            <wp:extent cx="5334000" cy="3810000"/>
-            <wp:effectExtent b="0" l="0" r="0" t="0"/>
-            <wp:docPr descr="" title="" id="47" name="Picture"/>
-            <a:graphic>
-              <a:graphicData uri="http://schemas.openxmlformats.org/drawingml/2006/picture">
-                <pic:pic>
-                  <pic:nvPicPr>
-                    <pic:cNvPr descr="figures/atlas1006_figure1.tif" id="48" name="Picture"/>
-                    <pic:cNvPicPr>
-                      <a:picLocks noChangeArrowheads="1" noChangeAspect="1"/>
-                    </pic:cNvPicPr>
-                  </pic:nvPicPr>
-                  <pic:blipFill>
-                    <a:blip r:embed="rId46"/>
-                    <a:stretch>
-                      <a:fillRect/>
-                    </a:stretch>
-                  </pic:blipFill>
-                  <pic:spPr bwMode="auto">
-                    <a:xfrm>
-                      <a:off x="0" y="0"/>
-                      <a:ext cx="5334000" cy="3810000"/>
-                    </a:xfrm>
-                    <a:prstGeom prst="rect">
-                      <a:avLst/>
-                    </a:prstGeom>
-                    <a:noFill/>
-                    <a:ln w="9525">
-                      <a:noFill/>
-                      <a:headEnd/>
-                      <a:tailEnd/>
-                    </a:ln>
-                  </pic:spPr>
-                </pic:pic>
-              </a:graphicData>
-            </a:graphic>
-          </wp:inline>
-        </w:drawing>
+        <w:t xml:space="preserve">The diagonal elements of the learned metric matrix</w:t>
+      </w:r>
+      <w:r>
+        <w:t xml:space="preserve"> </w:t>
+      </w:r>
+      <m:oMath>
+        <m:r>
+          <m:rPr>
+            <m:sty m:val="b"/>
+          </m:rPr>
+          <m:t>M</m:t>
+        </m:r>
+      </m:oMath>
+      <w:r>
+        <w:t xml:space="preserve"> </w:t>
+      </w:r>
+      <w:r>
+        <w:t xml:space="preserve">represent the learned metric weights: higher values indicate taxa that contribute more to group separation. These metric weights are distinct from the pre-filtering scores</w:t>
+      </w:r>
+      <w:r>
+        <w:t xml:space="preserve"> </w:t>
+      </w:r>
+      <m:oMath>
+        <m:sSub>
+          <m:e>
+            <m:r>
+              <m:t>I</m:t>
+            </m:r>
+          </m:e>
+          <m:sub>
+            <m:r>
+              <m:t>j</m:t>
+            </m:r>
+          </m:sub>
+        </m:sSub>
+      </m:oMath>
+      <w:r>
+        <w:t xml:space="preserve"> </w:t>
+      </w:r>
+      <w:r>
+        <w:t xml:space="preserve">used for feature selection (see Methods). MeLSI automatically calculates directionality and effect sizes on CLR-transformed data. Directionality is determined by identifying which group has the higher mean abundance on CLR-transformed data. Effect size is reported as the log2 fold change computed from CLR-transformed group means:</w:t>
+      </w:r>
+      <w:r>
+        <w:t xml:space="preserve"> </w:t>
+      </w:r>
+      <m:oMath>
+        <m:sSub>
+          <m:e>
+            <m:r>
+              <m:rPr>
+                <m:sty m:val="p"/>
+              </m:rPr>
+              <m:t>log</m:t>
+            </m:r>
+          </m:e>
+          <m:sub>
+            <m:r>
+              <m:t>2</m:t>
+            </m:r>
+          </m:sub>
+        </m:sSub>
+        <m:r>
+          <m:rPr>
+            <m:sty m:val="p"/>
+          </m:rPr>
+          <m:t>(</m:t>
+        </m:r>
+        <m:sSub>
+          <m:e>
+            <m:r>
+              <m:t>μ</m:t>
+            </m:r>
+          </m:e>
+          <m:sub>
+            <m:r>
+              <m:rPr>
+                <m:nor/>
+                <m:sty m:val="p"/>
+              </m:rPr>
+              <m:t>CLR,1</m:t>
+            </m:r>
+          </m:sub>
+        </m:sSub>
+        <m:r>
+          <m:rPr>
+            <m:sty m:val="p"/>
+          </m:rPr>
+          <m:t>/</m:t>
+        </m:r>
+        <m:sSub>
+          <m:e>
+            <m:r>
+              <m:t>μ</m:t>
+            </m:r>
+          </m:e>
+          <m:sub>
+            <m:r>
+              <m:rPr>
+                <m:nor/>
+                <m:sty m:val="p"/>
+              </m:rPr>
+              <m:t>CLR,2</m:t>
+            </m:r>
+          </m:sub>
+        </m:sSub>
+        <m:r>
+          <m:rPr>
+            <m:sty m:val="p"/>
+          </m:rPr>
+          <m:t>)</m:t>
+        </m:r>
+      </m:oMath>
+      <w:r>
+        <w:t xml:space="preserve">. The learned distance matrices can also be used for PCoA ordination to visualize group separation (Figures 1-3), enabling direct visual comparison with traditional metrics on the same datasets.</w:t>
+      </w:r>
+    </w:p>
+    <w:bookmarkEnd w:id="46"/>
+    <w:bookmarkEnd w:id="47"/>
+    <w:bookmarkStart w:id="49" w:name="dietswap-dataset"/>
+    <w:p>
+      <w:pPr>
+        <w:pStyle w:val="Heading4"/>
+      </w:pPr>
+      <w:r>
+        <w:t xml:space="preserve">DietSwap dataset</w:t>
+      </w:r>
+    </w:p>
+    <w:p>
+      <w:pPr>
+        <w:pStyle w:val="FirstParagraph"/>
+      </w:pPr>
+      <w:r>
+        <w:t xml:space="preserve">On the DietSwap dataset (Western vs. high-fiber diets), MeLSI was the only method to detect a significant community difference at</w:t>
+      </w:r>
+      <w:r>
+        <w:t xml:space="preserve"> </w:t>
+      </w:r>
+      <m:oMath>
+        <m:r>
+          <m:t>α</m:t>
+        </m:r>
+      </m:oMath>
+      <w:r>
+        <w:t xml:space="preserve">=0.05: MeLSI (F = 3.063, p = 0.015), Bray-Curtis (F = 2.153, p = 0.066), Jaccard (F = 1.921, p = 0.100), Euclidean (F = 1.670, p = 0.077). Phylogenetic methods (Weighted/Unweighted UniFrac) were not evaluated because the publicly available dataset object lacks a phylogenetic tree. This demonstrates a case where MeLSI’s adaptive weighting captures diet-induced compositional shifts that fixed metrics detect only marginally.</w:t>
+      </w:r>
+    </w:p>
+    <w:bookmarkStart w:id="48" w:name="feature-importance-1"/>
+    <w:p>
+      <w:pPr>
+        <w:pStyle w:val="Heading5"/>
+      </w:pPr>
+      <w:r>
+        <w:t xml:space="preserve">Feature importance</w:t>
+      </w:r>
+    </w:p>
+    <w:p>
+      <w:pPr>
+        <w:pStyle w:val="FirstParagraph"/>
+      </w:pPr>
+      <w:r>
+        <w:t xml:space="preserve">For the DietSwap dataset, MeLSI’s learned feature weights identified taxa including Akkermansia and Oxalobacter as key drivers of diet-induced community differences. Figure 2 displays the top 15 taxa by learned feature weight alongside the PCoA ordination.</w:t>
+      </w:r>
+    </w:p>
+    <w:bookmarkEnd w:id="48"/>
+    <w:bookmarkEnd w:id="49"/>
+    <w:bookmarkStart w:id="51" w:name="skiome-dataset"/>
+    <w:p>
+      <w:pPr>
+        <w:pStyle w:val="Heading4"/>
+      </w:pPr>
+      <w:r>
+        <w:t xml:space="preserve">SKIOME dataset</w:t>
+      </w:r>
+    </w:p>
+    <w:p>
+      <w:pPr>
+        <w:pStyle w:val="FirstParagraph"/>
+      </w:pPr>
+      <w:r>
+        <w:t xml:space="preserve">To validate multi-group capability, we analyzed the SKIOME skin microbiome dataset (PRJNA554499, 511 samples, 3 groups: Atopic_Dermatitis, Healthy, Psoriasis). MeLSI’s omnibus test detected significant differences (F = 4.972, p = 0.005), as did Euclidean distance (F = 4.897, p = 0.001), Bray-Curtis (F = 16.275, p = 0.001), and Jaccard (F = 11.058, p = 0.001). All pairwise comparisons remained significant after FDR correction (p = 0.005 for all pairs). The most informative comparison is MeLSI versus Euclidean, as both operate in CLR-transformed space: MeLSI (F = 4.972) performed essentially identically to unweighted Euclidean (F = 4.897). This equivalence is itself a biologically meaningful finding: it indicates that the signal in the SKIOME dataset is broadly distributed across many taxa rather than concentrated in a small subset. In such cases, a weighted metric offers no detection advantage, and MeLSI correctly learns this — assigning relatively uniform weights rather than artificially inflating a few taxa. This reflects statistical integrity, not a limitation. Bray-Curtis and Jaccard yield substantially larger pseudo-F statistics because count-based and presence/absence metrics define fundamentally different geometric spaces; these values are not directly comparable to CLR-based F-statistics. Regardless, while Bray-Curtis provides only an omnibus p-value, MeLSI additionally provides learned feature weights identifying which taxa drive group separation (Figure 3A), enabling biological interpretation within a single unified framework.</w:t>
+      </w:r>
+    </w:p>
+    <w:bookmarkStart w:id="50" w:name="feature-importance-2"/>
+    <w:p>
+      <w:pPr>
+        <w:pStyle w:val="Heading5"/>
+      </w:pPr>
+      <w:r>
+        <w:t xml:space="preserve">Feature importance</w:t>
+      </w:r>
+    </w:p>
+    <w:p>
+      <w:pPr>
+        <w:pStyle w:val="FirstParagraph"/>
+      </w:pPr>
+      <w:r>
+        <w:t xml:space="preserve">Figure 3 displays feature importance weights and PCoA ordination, demonstrating MeLSI’s interpretability for multi-group analyses. The learned metric weights identified Staphylococcus (family Staphylococcaceae) as the most influential taxon, consistent with its known role in atopic dermatitis pathogenesis. This validates MeLSI’s utility beyond two-group comparisons and across different body sites (skin vs. gut microbiome).</w:t>
+      </w:r>
+    </w:p>
+    <w:bookmarkEnd w:id="50"/>
+    <w:bookmarkEnd w:id="51"/>
+    <w:bookmarkEnd w:id="52"/>
+    <w:bookmarkStart w:id="53" w:name="computational-performance"/>
+    <w:p>
+      <w:pPr>
+        <w:pStyle w:val="Heading3"/>
+      </w:pPr>
+      <w:r>
+        <w:t xml:space="preserve">Computational performance</w:t>
+      </w:r>
+    </w:p>
+    <w:p>
+      <w:pPr>
+        <w:pStyle w:val="FirstParagraph"/>
+      </w:pPr>
+      <w:r>
+        <w:t xml:space="preserve">Across all experiments, MeLSI demonstrated practical computational performance on standard hardware. Small datasets (n&lt;100, p&lt;200) completed in under 2 minutes, medium datasets (n = 100-500, p = 200-500) required 2-15 minutes, and large datasets (n = 1000+, p = 100-500) took 15-60 minutes. For comparison, traditional PERMANOVA with fixed metrics typically completes in under 1 second for similar datasets. MeLSI’s additional computation time is justified by its interpretability advantage: learned feature weights identify which taxa drive group separation, information that fixed distance metrics cannot provide. Pre-filtering improves F-statistics by 36-37% while reducing computation time by 16-40% (Table 6). For typical microbiome studies (n = 50-200, p = 100-500), MeLSI completes in 2-30 minutes (Table 3), representing a modest time investment relative to overall study timelines. For very large studies (n&gt;500) or when only rapid screening is needed without feature-level interpretation, traditional methods may be preferable.</w:t>
+      </w:r>
+    </w:p>
+    <w:bookmarkEnd w:id="53"/>
+    <w:bookmarkEnd w:id="54"/>
+    <w:bookmarkStart w:id="58" w:name="conclusions"/>
+    <w:p>
+      <w:pPr>
+        <w:pStyle w:val="Heading2"/>
+      </w:pPr>
+      <w:r>
+        <w:t xml:space="preserve">CONCLUSIONS</w:t>
+      </w:r>
+    </w:p>
+    <w:bookmarkStart w:id="55" w:name="summary"/>
+    <w:p>
+      <w:pPr>
+        <w:pStyle w:val="Heading3"/>
+      </w:pPr>
+      <w:r>
+        <w:t xml:space="preserve">Summary</w:t>
+      </w:r>
+    </w:p>
+    <w:p>
+      <w:pPr>
+        <w:pStyle w:val="FirstParagraph"/>
+      </w:pPr>
+      <w:r>
+        <w:t xml:space="preserve">MeLSI bridges adaptive machine learning and rigorous statistical inference for microbiome beta diversity analysis by integrating metric learning with permutation testing. Comprehensive validation demonstrates proper Type I error control across 100 simulations per condition, with empirical rejection rates near the nominal 5% level (3-6% across all conditions and sample sizes). On real data, MeLSI achieved significant detection on the DietSwap dataset where all traditional metrics remained marginal (MeLSI p = 0.015 vs. traditional p</w:t>
+      </w:r>
+      <w:r>
+        <w:t xml:space="preserve"> </w:t>
+      </w:r>
+      <m:oMath>
+        <m:r>
+          <m:rPr>
+            <m:sty m:val="p"/>
+          </m:rPr>
+          <m:t>≥</m:t>
+        </m:r>
+      </m:oMath>
+      <w:r>
+        <w:t xml:space="preserve"> </w:t>
+      </w:r>
+      <w:r>
+        <w:t xml:space="preserve">0.066), and comparable significance on Atlas1006 and SKIOME. In synthetic benchmarks, Bray-Curtis and Weighted UniFrac showed higher empirical power than MeLSI at medium effect sizes (Table 2), reflecting the inherent advantage of count-based metrics for detecting fold-change signals in raw abundance data. This power difference is partly attributable to MeLSI using 200 permutations versus 999 for traditional methods; despite this conservative setting, MeLSI demonstrated comparable power to Euclidean distance (both CLR-based) while providing interpretability that no fixed metric offers.</w:t>
       </w:r>
     </w:p>
     <w:p>
@@ -10578,8 +10800,858 @@
         <w:pStyle w:val="BodyText"/>
       </w:pPr>
       <w:r>
-        <w:t xml:space="preserve"> </w:t>
-      </w:r>
+        <w:t xml:space="preserve">MeLSI’s key innovation is interpretability: learned metric weights identify biologically relevant taxa (e.g., Bacteroidaceae, Lachnospiraceae, Ruminococcaceae in sex-associated differences), turning omnibus PERMANOVA results into actionable biological insights. The mechanism by which learned weights improve analysis is straightforward: by assigning higher weights to taxa with strong between-group differences and lower weights to noise taxa, the weighted distance metric effectively increases the signal-to-noise ratio in the distance calculation. This concentrates the PERMANOVA analysis on the most informative features, analogous to how a domain expert might focus on key taxa — but learned directly from data rather than requiring prior knowledge. This weighting is particularly beneficial when a small subset of taxa drives group differences while many uninformative taxa add noise, as is typical in microbiome studies. MeLSI is recommended when: (1) interpretability through feature weights is needed to identify biologically relevant taxa, (2) traditional methods yield marginal results (p-values near 0.05), (3) signals are distributed across multiple taxa rather than concentrated in highly abundant taxa, and (4) the researcher seeks both a significance test and a ranked list of taxa driving group separation. Traditional methods (Bray-Curtis, UniFrac) are preferable for: (1) large-scale screening studies where speed is critical, (2) when only omnibus significance testing is needed without feature-level interpretation, and (3) when fold-change signals are large and concentrated in abundant taxa. Critically, unlike prediction-focused machine learning (e.g., Random Forest, neural networks), MeLSI is an inference-focused approach: every learned metric undergoes rigorous permutation testing to ensure that p-values remain valid despite the adaptive nature of the method.</w:t>
+      </w:r>
+    </w:p>
+    <w:bookmarkEnd w:id="55"/>
+    <w:bookmarkStart w:id="56" w:name="limitations-and-future-work"/>
+    <w:p>
+      <w:pPr>
+        <w:pStyle w:val="Heading3"/>
+      </w:pPr>
+      <w:r>
+        <w:t xml:space="preserve">Limitations and future work</w:t>
+      </w:r>
+    </w:p>
+    <w:p>
+      <w:pPr>
+        <w:pStyle w:val="FirstParagraph"/>
+      </w:pPr>
+      <w:r>
+        <w:t xml:space="preserve">MeLSI requires more computation time than fixed metrics (minutes vs. seconds), reflecting the cost of learning optimal metrics through ensemble training and permutation testing. However, MeLSI’s computational time (2-30 minutes for typical datasets) is justified by substantial interpretability gains through learned feature weights, combined with a favorable power-time trade-off through pre-filtering (Table 6). For large-scale screening studies with thousands of samples, traditional methods may be more appropriate.</w:t>
+      </w:r>
+    </w:p>
+    <w:p>
+      <w:pPr>
+        <w:pStyle w:val="BodyText"/>
+      </w:pPr>
+      <w:r>
+        <w:t xml:space="preserve">Synthetic validation focused on two-group comparisons, which represent the primary use case; multi-group synthetic validation would require duplicating all validation tables and is addressed through real-world multi-group validation on the SKIOME skin microbiome dataset (3 groups, 511 samples). The statistical framework (permutation testing, Type I error control) is identical for two-group and multi-group analyses, ensuring valid inference regardless of group number.</w:t>
+      </w:r>
+    </w:p>
+    <w:p>
+      <w:pPr>
+        <w:pStyle w:val="BodyText"/>
+      </w:pPr>
+      <w:r>
+        <w:t xml:space="preserve">The most immediate extensions are (1) regression and covariate adjustment to handle continuous outcomes and confounders (age, BMI, medication use), enabling integration with epidemiological frameworks, (2) paired and longitudinal design support through blocked permutations (restricting permutations within subjects or pairs via the strata argument in PERMANOVA), and (3) improved compositionality handling by learning metrics directly in compositional space using Aitchison geometry (24), potentially offering advantages for zero-inflated microbiome data.</w:t>
+      </w:r>
+    </w:p>
+    <w:p>
+      <w:pPr>
+        <w:pStyle w:val="BodyText"/>
+      </w:pPr>
+      <w:r>
+        <w:t xml:space="preserve">MeLSI’s learned distance metrics are compatible with other distance-based ordination and hypothesis testing methods. The learned distances can be used with Non-metric Multidimensional Scaling (NMDS) (32) and Analysis of Similarities (ANOSIM) (33), both of which operate on distance matrices and would benefit from MeLSI’s data-adaptive metrics. However, Principal Component Analysis (PCA) is not compatible with MeLSI’s learned distances, as PCA relies on Euclidean distances computed in the original feature space and cannot accommodate the learned Mahalanobis distance structure.</w:t>
+      </w:r>
+    </w:p>
+    <w:bookmarkEnd w:id="56"/>
+    <w:bookmarkStart w:id="57" w:name="software-availability"/>
+    <w:p>
+      <w:pPr>
+        <w:pStyle w:val="Heading3"/>
+      </w:pPr>
+      <w:r>
+        <w:t xml:space="preserve">Software availability</w:t>
+      </w:r>
+    </w:p>
+    <w:p>
+      <w:pPr>
+        <w:pStyle w:val="FirstParagraph"/>
+      </w:pPr>
+      <w:r>
+        <w:t xml:space="preserve">MeLSI is freely available as a Bioconductor R package (installable via BiocManager::install(</w:t>
+      </w:r>
+      <w:r>
+        <w:t xml:space="preserve">“MeLSI”</w:t>
+      </w:r>
+      <w:r>
+        <w:t xml:space="preserve">)) and at https://github.com/NathanBresette/MeLSI under the MIT license. The package includes comprehensive documentation, tutorial vignettes, and example datasets. All validation scripts, reproducibility materials, supplementary tables, and figures are available at https://github.com/NathanBresette/MelsiALL.</w:t>
+      </w:r>
+    </w:p>
+    <w:bookmarkEnd w:id="57"/>
+    <w:bookmarkEnd w:id="58"/>
+    <w:bookmarkStart w:id="59" w:name="supplementary-material"/>
+    <w:p>
+      <w:pPr>
+        <w:pStyle w:val="Heading2"/>
+      </w:pPr>
+      <w:r>
+        <w:t xml:space="preserve">SUPPLEMENTARY MATERIAL</w:t>
+      </w:r>
+    </w:p>
+    <w:p>
+      <w:pPr>
+        <w:pStyle w:val="FirstParagraph"/>
+      </w:pPr>
+      <w:r>
+        <w:t xml:space="preserve">Supplementary tables providing detailed results are available:</w:t>
+      </w:r>
+    </w:p>
+    <w:p>
+      <w:pPr>
+        <w:pStyle w:val="Compact"/>
+        <w:numPr>
+          <w:ilvl w:val="0"/>
+          <w:numId w:val="1010"/>
+        </w:numPr>
+      </w:pPr>
+      <w:r>
+        <w:rPr>
+          <w:b/>
+          <w:bCs/>
+        </w:rPr>
+        <w:t xml:space="preserve">Supplementary Table S1</w:t>
+      </w:r>
+      <w:r>
+        <w:t xml:space="preserve">: Recovery of true signal taxa metrics (Precision at k, Recall at k, Mean Rank, AUC-ROC) across all effect sizes and sample sizes</w:t>
+      </w:r>
+    </w:p>
+    <w:p>
+      <w:pPr>
+        <w:pStyle w:val="Compact"/>
+        <w:numPr>
+          <w:ilvl w:val="0"/>
+          <w:numId w:val="1010"/>
+        </w:numPr>
+      </w:pPr>
+      <w:r>
+        <w:rPr>
+          <w:b/>
+          <w:bCs/>
+        </w:rPr>
+        <w:t xml:space="preserve">Supplementary Table S2</w:t>
+      </w:r>
+      <w:r>
+        <w:t xml:space="preserve">: Individual method comparisons for power analysis — F-statistics and power for all six methods across all conditions</w:t>
+      </w:r>
+    </w:p>
+    <w:p>
+      <w:pPr>
+        <w:pStyle w:val="Compact"/>
+        <w:numPr>
+          <w:ilvl w:val="0"/>
+          <w:numId w:val="1010"/>
+        </w:numPr>
+      </w:pPr>
+      <w:r>
+        <w:rPr>
+          <w:b/>
+          <w:bCs/>
+        </w:rPr>
+        <w:t xml:space="preserve">Supplementary Table S3</w:t>
+      </w:r>
+      <w:r>
+        <w:t xml:space="preserve">: Individual method comparisons for scalability analysis — F-statistics for all six methods across all conditions</w:t>
+      </w:r>
+    </w:p>
+    <w:p>
+      <w:pPr>
+        <w:pStyle w:val="Compact"/>
+        <w:numPr>
+          <w:ilvl w:val="0"/>
+          <w:numId w:val="1010"/>
+        </w:numPr>
+      </w:pPr>
+      <w:r>
+        <w:rPr>
+          <w:b/>
+          <w:bCs/>
+        </w:rPr>
+        <w:t xml:space="preserve">Supplementary Table S4</w:t>
+      </w:r>
+      <w:r>
+        <w:t xml:space="preserve">: Parameter sensitivity analysis with standard deviations (mean and SD for F-statistics, p-values, and computation times across 25 replications per parameter value)</w:t>
+      </w:r>
+    </w:p>
+    <w:p>
+      <w:pPr>
+        <w:pStyle w:val="Compact"/>
+        <w:numPr>
+          <w:ilvl w:val="0"/>
+          <w:numId w:val="1010"/>
+        </w:numPr>
+      </w:pPr>
+      <w:r>
+        <w:rPr>
+          <w:b/>
+          <w:bCs/>
+        </w:rPr>
+        <w:t xml:space="preserve">Supplementary Table S5</w:t>
+      </w:r>
+      <w:r>
+        <w:t xml:space="preserve">: Individual method comparisons for feature correlation analysis</w:t>
+      </w:r>
+    </w:p>
+    <w:p>
+      <w:pPr>
+        <w:pStyle w:val="FirstParagraph"/>
+      </w:pPr>
+      <w:r>
+        <w:t xml:space="preserve">These supplementary tables provide complete transparency, allowing readers to compare MeLSI against each traditional method individually across all simulated conditions.</w:t>
+      </w:r>
+    </w:p>
+    <w:bookmarkEnd w:id="59"/>
+    <w:bookmarkStart w:id="60" w:name="funding"/>
+    <w:p>
+      <w:pPr>
+        <w:pStyle w:val="Heading2"/>
+      </w:pPr>
+      <w:r>
+        <w:t xml:space="preserve">FUNDING</w:t>
+      </w:r>
+    </w:p>
+    <w:p>
+      <w:pPr>
+        <w:pStyle w:val="FirstParagraph"/>
+      </w:pPr>
+      <w:r>
+        <w:t xml:space="preserve">This work was supported by the National Institutes of Health/National Institute on Aging (NIH/NIA) grant R56AG079586 to A-LL.</w:t>
+      </w:r>
+    </w:p>
+    <w:bookmarkEnd w:id="60"/>
+    <w:bookmarkStart w:id="61" w:name="acknowledgments"/>
+    <w:p>
+      <w:pPr>
+        <w:pStyle w:val="Heading2"/>
+      </w:pPr>
+      <w:r>
+        <w:t xml:space="preserve">ACKNOWLEDGMENTS</w:t>
+      </w:r>
+    </w:p>
+    <w:p>
+      <w:pPr>
+        <w:pStyle w:val="FirstParagraph"/>
+      </w:pPr>
+      <w:r>
+        <w:t xml:space="preserve">Computational resources were provided by the University of Missouri Research Computing (Hellbender HPC cluster). We acknowledge the use of Hellbender computational resources (DOI: 10.32469/10355/97710).</w:t>
+      </w:r>
+    </w:p>
+    <w:bookmarkEnd w:id="61"/>
+    <w:bookmarkStart w:id="62" w:name="author-contributions"/>
+    <w:p>
+      <w:pPr>
+        <w:pStyle w:val="Heading2"/>
+      </w:pPr>
+      <w:r>
+        <w:t xml:space="preserve">AUTHOR CONTRIBUTIONS</w:t>
+      </w:r>
+    </w:p>
+    <w:p>
+      <w:pPr>
+        <w:pStyle w:val="FirstParagraph"/>
+      </w:pPr>
+      <w:r>
+        <w:t xml:space="preserve">Nathan Bresette conceived the study, developed the methodology, implemented the software, performed all analyses, generated all figures and tables, and wrote the manuscript. Aaron C. Ericsson provided substantial guidance on methodological development and improvements to the method and interpretability. Carter Woods contributed ideas and assisted with manuscript editing. Ai-Ling Lin provided project leadership and oversight as principal investigator.</w:t>
+      </w:r>
+    </w:p>
+    <w:bookmarkEnd w:id="62"/>
+    <w:bookmarkStart w:id="63" w:name="competing-interests"/>
+    <w:p>
+      <w:pPr>
+        <w:pStyle w:val="Heading2"/>
+      </w:pPr>
+      <w:r>
+        <w:t xml:space="preserve">COMPETING INTERESTS</w:t>
+      </w:r>
+    </w:p>
+    <w:p>
+      <w:pPr>
+        <w:pStyle w:val="FirstParagraph"/>
+      </w:pPr>
+      <w:r>
+        <w:t xml:space="preserve">The authors declare no competing interests.</w:t>
+      </w:r>
+    </w:p>
+    <w:bookmarkEnd w:id="63"/>
+    <w:bookmarkStart w:id="64" w:name="orcid"/>
+    <w:p>
+      <w:pPr>
+        <w:pStyle w:val="Heading2"/>
+      </w:pPr>
+      <w:r>
+        <w:t xml:space="preserve">ORCID</w:t>
+      </w:r>
+    </w:p>
+    <w:p>
+      <w:pPr>
+        <w:pStyle w:val="FirstParagraph"/>
+      </w:pPr>
+      <w:r>
+        <w:t xml:space="preserve">Nathan Bresette: https://orcid.org/0009-0003-1554-6006</w:t>
+      </w:r>
+    </w:p>
+    <w:p>
+      <w:pPr>
+        <w:pStyle w:val="BodyText"/>
+      </w:pPr>
+      <w:r>
+        <w:t xml:space="preserve">Aaron C. Ericsson: https://orcid.org/0000-0002-3053-7269</w:t>
+      </w:r>
+    </w:p>
+    <w:p>
+      <w:pPr>
+        <w:pStyle w:val="BodyText"/>
+      </w:pPr>
+      <w:r>
+        <w:t xml:space="preserve">Carter Woods: https://orcid.org/0009-0007-5345-2712</w:t>
+      </w:r>
+    </w:p>
+    <w:p>
+      <w:pPr>
+        <w:pStyle w:val="BodyText"/>
+      </w:pPr>
+      <w:r>
+        <w:t xml:space="preserve">Ai-Ling Lin: https://orcid.org/0000-0002-5197-2219</w:t>
+      </w:r>
+    </w:p>
+    <w:bookmarkEnd w:id="64"/>
+    <w:bookmarkStart w:id="65" w:name="author-affiliations"/>
+    <w:p>
+      <w:pPr>
+        <w:pStyle w:val="Heading2"/>
+      </w:pPr>
+      <w:r>
+        <w:t xml:space="preserve">AUTHOR AFFILIATIONS</w:t>
+      </w:r>
+    </w:p>
+    <w:p>
+      <w:pPr>
+        <w:pStyle w:val="FirstParagraph"/>
+      </w:pPr>
+      <m:oMath>
+        <m:sSup>
+          <m:e>
+            <m:r>
+              <m:t>​</m:t>
+            </m:r>
+          </m:e>
+          <m:sup>
+            <m:r>
+              <m:t>1</m:t>
+            </m:r>
+          </m:sup>
+        </m:sSup>
+      </m:oMath>
+      <w:r>
+        <w:t xml:space="preserve"> </w:t>
+      </w:r>
+      <w:r>
+        <w:t xml:space="preserve">Roy Blunt NextGen Precision Health, University of Missouri, Columbia, Missouri, USA.</w:t>
+      </w:r>
+    </w:p>
+    <w:p>
+      <w:pPr>
+        <w:pStyle w:val="BodyText"/>
+      </w:pPr>
+      <m:oMath>
+        <m:sSup>
+          <m:e>
+            <m:r>
+              <m:t>​</m:t>
+            </m:r>
+          </m:e>
+          <m:sup>
+            <m:r>
+              <m:t>2</m:t>
+            </m:r>
+          </m:sup>
+        </m:sSup>
+      </m:oMath>
+      <w:r>
+        <w:t xml:space="preserve"> </w:t>
+      </w:r>
+      <w:r>
+        <w:t xml:space="preserve">Institute for Data Science and Informatics, University of Missouri, Columbia, Missouri, USA.</w:t>
+      </w:r>
+    </w:p>
+    <w:p>
+      <w:pPr>
+        <w:pStyle w:val="BodyText"/>
+      </w:pPr>
+      <m:oMath>
+        <m:sSup>
+          <m:e>
+            <m:r>
+              <m:t>​</m:t>
+            </m:r>
+          </m:e>
+          <m:sup>
+            <m:r>
+              <m:t>3</m:t>
+            </m:r>
+          </m:sup>
+        </m:sSup>
+      </m:oMath>
+      <w:r>
+        <w:t xml:space="preserve"> </w:t>
+      </w:r>
+      <w:r>
+        <w:t xml:space="preserve">University of Missouri Metagenomics Center, Columbia, Missouri, USA.</w:t>
+      </w:r>
+    </w:p>
+    <w:p>
+      <w:pPr>
+        <w:pStyle w:val="BodyText"/>
+      </w:pPr>
+      <m:oMath>
+        <m:sSup>
+          <m:e>
+            <m:r>
+              <m:t>​</m:t>
+            </m:r>
+          </m:e>
+          <m:sup>
+            <m:r>
+              <m:t>4</m:t>
+            </m:r>
+          </m:sup>
+        </m:sSup>
+      </m:oMath>
+      <w:r>
+        <w:t xml:space="preserve"> </w:t>
+      </w:r>
+      <w:r>
+        <w:t xml:space="preserve">Department of Pathobiology and Integrative Biomedical Sciences, University of Missouri, Columbia, Missouri, USA.</w:t>
+      </w:r>
+    </w:p>
+    <w:p>
+      <w:pPr>
+        <w:pStyle w:val="BodyText"/>
+      </w:pPr>
+      <m:oMath>
+        <m:sSup>
+          <m:e>
+            <m:r>
+              <m:t>​</m:t>
+            </m:r>
+          </m:e>
+          <m:sup>
+            <m:r>
+              <m:t>5</m:t>
+            </m:r>
+          </m:sup>
+        </m:sSup>
+      </m:oMath>
+      <w:r>
+        <w:t xml:space="preserve"> </w:t>
+      </w:r>
+      <w:r>
+        <w:t xml:space="preserve">Department of Radiology, University of Missouri, Columbia, Missouri, USA.</w:t>
+      </w:r>
+    </w:p>
+    <w:p>
+      <w:pPr>
+        <w:pStyle w:val="BodyText"/>
+      </w:pPr>
+      <m:oMath>
+        <m:sSup>
+          <m:e>
+            <m:r>
+              <m:t>​</m:t>
+            </m:r>
+          </m:e>
+          <m:sup>
+            <m:r>
+              <m:t>6</m:t>
+            </m:r>
+          </m:sup>
+        </m:sSup>
+      </m:oMath>
+      <w:r>
+        <w:t xml:space="preserve"> </w:t>
+      </w:r>
+      <w:r>
+        <w:t xml:space="preserve">Division of Biological Sciences, University of Missouri, Columbia, Missouri, USA.</w:t>
+      </w:r>
+    </w:p>
+    <w:bookmarkEnd w:id="65"/>
+    <w:bookmarkStart w:id="66" w:name="references"/>
+    <w:p>
+      <w:pPr>
+        <w:pStyle w:val="Heading2"/>
+      </w:pPr>
+      <w:r>
+        <w:t xml:space="preserve">REFERENCES</w:t>
+      </w:r>
+    </w:p>
+    <w:p>
+      <w:pPr>
+        <w:numPr>
+          <w:ilvl w:val="0"/>
+          <w:numId w:val="1011"/>
+        </w:numPr>
+      </w:pPr>
+      <w:r>
+        <w:t xml:space="preserve">Gilbert JA, Blaser MJ, Caporaso JG, Jansson JK, Lynch SV, Knight R. 2018. Current understanding of the human microbiome. Nat Med 24:392-400.</w:t>
+      </w:r>
+    </w:p>
+    <w:p>
+      <w:pPr>
+        <w:numPr>
+          <w:ilvl w:val="0"/>
+          <w:numId w:val="1011"/>
+        </w:numPr>
+      </w:pPr>
+      <w:r>
+        <w:t xml:space="preserve">Shreiner AB, Kao JY, Young VB. 2015. The gut microbiome in health and in disease. Curr Opin Gastroenterol 31:69-75.</w:t>
+      </w:r>
+    </w:p>
+    <w:p>
+      <w:pPr>
+        <w:numPr>
+          <w:ilvl w:val="0"/>
+          <w:numId w:val="1011"/>
+        </w:numPr>
+      </w:pPr>
+      <w:r>
+        <w:t xml:space="preserve">Lynch SV, Pedersen O. 2016. The human intestinal microbiome in health and disease. N Engl J Med 375:2369-2379.</w:t>
+      </w:r>
+    </w:p>
+    <w:p>
+      <w:pPr>
+        <w:numPr>
+          <w:ilvl w:val="0"/>
+          <w:numId w:val="1011"/>
+        </w:numPr>
+      </w:pPr>
+      <w:r>
+        <w:t xml:space="preserve">Clemente JC, Ursell LK, Parfrey LW, Knight R. 2012. The impact of the gut microbiota on human health: an integrative view. Cell 148:1258-1270.</w:t>
+      </w:r>
+    </w:p>
+    <w:p>
+      <w:pPr>
+        <w:numPr>
+          <w:ilvl w:val="0"/>
+          <w:numId w:val="1011"/>
+        </w:numPr>
+      </w:pPr>
+      <w:r>
+        <w:t xml:space="preserve">Anderson MJ. 2017. Permutational multivariate analysis of variance (PERMANOVA), p 1-15. In Wiley StatsRef: Statistics Reference Online. John Wiley &amp; Sons, Ltd.</w:t>
+      </w:r>
+    </w:p>
+    <w:p>
+      <w:pPr>
+        <w:numPr>
+          <w:ilvl w:val="0"/>
+          <w:numId w:val="1011"/>
+        </w:numPr>
+      </w:pPr>
+      <w:r>
+        <w:t xml:space="preserve">McArdle BH, Anderson MJ. 2001. Fitting multivariate models to community data: a comment on distance-based redundancy analysis. Ecology 82:290-297.</w:t>
+      </w:r>
+    </w:p>
+    <w:p>
+      <w:pPr>
+        <w:numPr>
+          <w:ilvl w:val="0"/>
+          <w:numId w:val="1011"/>
+        </w:numPr>
+      </w:pPr>
+      <w:r>
+        <w:t xml:space="preserve">Lozupone C, Knight R. 2005. UniFrac: a new phylogenetic method for comparing microbial communities. Appl Environ Microbiol 71:8228-8235.</w:t>
+      </w:r>
+    </w:p>
+    <w:p>
+      <w:pPr>
+        <w:numPr>
+          <w:ilvl w:val="0"/>
+          <w:numId w:val="1011"/>
+        </w:numPr>
+      </w:pPr>
+      <w:r>
+        <w:t xml:space="preserve">Ramette A. 2007. Multivariate analyses in microbial ecology. FEMS Microbiol Ecol 62:142-160.</w:t>
+      </w:r>
+    </w:p>
+    <w:p>
+      <w:pPr>
+        <w:numPr>
+          <w:ilvl w:val="0"/>
+          <w:numId w:val="1011"/>
+        </w:numPr>
+      </w:pPr>
+      <w:r>
+        <w:t xml:space="preserve">Knights D, Costello EK, Knight R. 2011. Supervised classification of human microbiota. FEMS Microbiol Rev 35:343-359.</w:t>
+      </w:r>
+    </w:p>
+    <w:p>
+      <w:pPr>
+        <w:numPr>
+          <w:ilvl w:val="0"/>
+          <w:numId w:val="1011"/>
+        </w:numPr>
+      </w:pPr>
+      <w:r>
+        <w:t xml:space="preserve">Weiss S, Xu ZZ, Peddada S, Amir A, Bittinger K, Gonzalez A, Lozupone C, Zaneveld JR, Vázquez-Baeza Y, Birmingham A, Hyde ER, Knight R. 2017. Normalization and microbial differential abundance strategies depend upon data characteristics. Microbiome 5:27.</w:t>
+      </w:r>
+    </w:p>
+    <w:p>
+      <w:pPr>
+        <w:numPr>
+          <w:ilvl w:val="0"/>
+          <w:numId w:val="1011"/>
+        </w:numPr>
+      </w:pPr>
+      <w:r>
+        <w:t xml:space="preserve">Gloor GB, Macklaim JM, Fernandes AD. 2017. Displaying variation in large datasets: plotting a visual summary of effect sizes. J Comput Graph Stat 25:971-979.</w:t>
+      </w:r>
+    </w:p>
+    <w:p>
+      <w:pPr>
+        <w:numPr>
+          <w:ilvl w:val="0"/>
+          <w:numId w:val="1011"/>
+        </w:numPr>
+      </w:pPr>
+      <w:r>
+        <w:t xml:space="preserve">Westfall PH, Young SS. 1993. Resampling-Based Multiple Testing: Examples and Methods for p-Value Adjustment. John Wiley &amp; Sons, New York, NY.</w:t>
+      </w:r>
+    </w:p>
+    <w:p>
+      <w:pPr>
+        <w:numPr>
+          <w:ilvl w:val="0"/>
+          <w:numId w:val="1011"/>
+        </w:numPr>
+      </w:pPr>
+      <w:r>
+        <w:t xml:space="preserve">Good PI. 2013. Permutation Tests: A Practical Guide to Resampling Methods for Testing Hypotheses. Springer Science &amp; Business Media, New York, NY.</w:t>
+      </w:r>
+    </w:p>
+    <w:p>
+      <w:pPr>
+        <w:numPr>
+          <w:ilvl w:val="0"/>
+          <w:numId w:val="1011"/>
+        </w:numPr>
+      </w:pPr>
+      <w:r>
+        <w:t xml:space="preserve">Kulis B. 2013. Metric learning: a survey. Found Trends Mach Learn 5:287-364.</w:t>
+      </w:r>
+    </w:p>
+    <w:p>
+      <w:pPr>
+        <w:numPr>
+          <w:ilvl w:val="0"/>
+          <w:numId w:val="1011"/>
+        </w:numPr>
+      </w:pPr>
+      <w:r>
+        <w:t xml:space="preserve">Bellet A, Habrard A, Sebban M. 2013. A survey on metric learning for feature vectors and structured data. arXiv:1306.6709.</w:t>
+      </w:r>
+    </w:p>
+    <w:p>
+      <w:pPr>
+        <w:numPr>
+          <w:ilvl w:val="0"/>
+          <w:numId w:val="1011"/>
+        </w:numPr>
+      </w:pPr>
+      <w:r>
+        <w:t xml:space="preserve">Weinberger KQ, Saul LK. 2009. Distance metric learning for large margin nearest neighbor classification. J Mach Learn Res 10:207-244.</w:t>
+      </w:r>
+    </w:p>
+    <w:p>
+      <w:pPr>
+        <w:numPr>
+          <w:ilvl w:val="0"/>
+          <w:numId w:val="1011"/>
+        </w:numPr>
+      </w:pPr>
+      <w:r>
+        <w:t xml:space="preserve">Xing EP, Jordan MI, Russell SJ, Ng AY. 2002. Distance metric learning with application to clustering with side-information, p 521-528. In Advances in Neural Information Processing Systems 15.</w:t>
+      </w:r>
+    </w:p>
+    <w:p>
+      <w:pPr>
+        <w:numPr>
+          <w:ilvl w:val="0"/>
+          <w:numId w:val="1011"/>
+        </w:numPr>
+      </w:pPr>
+      <w:r>
+        <w:t xml:space="preserve">Mahalanobis PC. 1936. On the generalized distance in statistics. Proc Natl Inst Sci India 2:49-55.</w:t>
+      </w:r>
+    </w:p>
+    <w:p>
+      <w:pPr>
+        <w:numPr>
+          <w:ilvl w:val="0"/>
+          <w:numId w:val="1011"/>
+        </w:numPr>
+      </w:pPr>
+      <w:r>
+        <w:t xml:space="preserve">Pasolli E, Truong DT, Malik F, Waldron L, Segata N. 2016. Machine learning meta-analysis of large metagenomic datasets: tools and biological insights. PLoS Comput Biol 12:e1004977.</w:t>
+      </w:r>
+    </w:p>
+    <w:p>
+      <w:pPr>
+        <w:numPr>
+          <w:ilvl w:val="0"/>
+          <w:numId w:val="1011"/>
+        </w:numPr>
+      </w:pPr>
+      <w:r>
+        <w:t xml:space="preserve">Breiman L. 2001. Random forests. Mach Learn 45:5-32.</w:t>
+      </w:r>
+    </w:p>
+    <w:p>
+      <w:pPr>
+        <w:numPr>
+          <w:ilvl w:val="0"/>
+          <w:numId w:val="1011"/>
+        </w:numPr>
+      </w:pPr>
+      <w:r>
+        <w:t xml:space="preserve">Phipson B, Smyth GK. 2010. Permutation p-values should never be zero: calculating exact p-values when permutations are randomly drawn. Stat Appl Genet Mol Biol 9:Article39.</w:t>
+      </w:r>
+    </w:p>
+    <w:p>
+      <w:pPr>
+        <w:numPr>
+          <w:ilvl w:val="0"/>
+          <w:numId w:val="1011"/>
+        </w:numPr>
+      </w:pPr>
+      <w:r>
+        <w:t xml:space="preserve">Lahti L, Salojärvi J, Salonen A, Scheffer M, de Vos WM. 2014. Tipping elements in the human intestinal ecosystem. Nat Commun 5:1-10.</w:t>
+      </w:r>
+    </w:p>
+    <w:p>
+      <w:pPr>
+        <w:numPr>
+          <w:ilvl w:val="0"/>
+          <w:numId w:val="1011"/>
+        </w:numPr>
+      </w:pPr>
+      <w:r>
+        <w:t xml:space="preserve">O’Keefe SJD, Li JV, Lahti L, Ou J, Carbonero F, Mohammed K, Posma JM, Kinross J, Wahl E, Ruder E, Vipperla K, Naidoo V, Mtshali L, Tims S, Puylaert PGB, DeLany J, Krasinskas A, Benefiel AC, Kaseb HO, Newton K, Nicholson JK, de Vos WM, Gaskins HR, Zoetendal EG. 2015. Fat, fibre and cancer risk in African Americans and rural Africans. Nat Commun 6:6342.</w:t>
+      </w:r>
+    </w:p>
+    <w:p>
+      <w:pPr>
+        <w:numPr>
+          <w:ilvl w:val="0"/>
+          <w:numId w:val="1011"/>
+        </w:numPr>
+      </w:pPr>
+      <w:r>
+        <w:t xml:space="preserve">Aitchison J. 1986. The Statistical Analysis of Compositional Data. Chapman and Hall, London.</w:t>
+      </w:r>
+    </w:p>
+    <w:p>
+      <w:pPr>
+        <w:numPr>
+          <w:ilvl w:val="0"/>
+          <w:numId w:val="1011"/>
+        </w:numPr>
+      </w:pPr>
+      <w:r>
+        <w:t xml:space="preserve">Legendre P, Gallagher ED. 2001. Ecologically meaningful transformations for ordination of species data. Oecologia 129:271-280.</w:t>
+      </w:r>
+    </w:p>
+    <w:p>
+      <w:pPr>
+        <w:numPr>
+          <w:ilvl w:val="0"/>
+          <w:numId w:val="1011"/>
+        </w:numPr>
+      </w:pPr>
+      <w:r>
+        <w:t xml:space="preserve">Benjamini Y, Hochberg Y. 1995. Controlling the false discovery rate: a practical and powerful approach to multiple testing. J R Stat Soc Series B Stat Methodol 57:289-300.</w:t>
+      </w:r>
+    </w:p>
+    <w:p>
+      <w:pPr>
+        <w:numPr>
+          <w:ilvl w:val="0"/>
+          <w:numId w:val="1011"/>
+        </w:numPr>
+      </w:pPr>
+      <w:r>
+        <w:t xml:space="preserve">Oksanen J, Blanchet FG, Friendly M, Kindt R, Legendre P, McGlinn D, Minchin PR, O’Hara RB, Simpson GL, Solymos P, Stevens MHH, Szoecs E, Wagner H. 2020. vegan: Community Ecology Package. R package version 2.5-7. https://CRAN.R-project.org/package=vegan.</w:t>
+      </w:r>
+    </w:p>
+    <w:p>
+      <w:pPr>
+        <w:numPr>
+          <w:ilvl w:val="0"/>
+          <w:numId w:val="1011"/>
+        </w:numPr>
+      </w:pPr>
+      <w:r>
+        <w:t xml:space="preserve">Wickham H. 2016. ggplot2: Elegant Graphics for Data Analysis. Springer-Verlag, New York, NY.</w:t>
+      </w:r>
+    </w:p>
+    <w:p>
+      <w:pPr>
+        <w:numPr>
+          <w:ilvl w:val="0"/>
+          <w:numId w:val="1011"/>
+        </w:numPr>
+      </w:pPr>
+      <w:r>
+        <w:t xml:space="preserve">Markle JGM, Frank DN, Mortin-Toth S, Robertson CE, Feazel LM, Rolle-Kampczyk U, von Bergen M, McCoy KD, Macpherson AJ, Danska JS. 2013. Sex differences in the gut microbiome drive hormone-dependent regulation of autoimmunity. Science 339:1084-1088.</w:t>
+      </w:r>
+    </w:p>
+    <w:p>
+      <w:pPr>
+        <w:numPr>
+          <w:ilvl w:val="0"/>
+          <w:numId w:val="1011"/>
+        </w:numPr>
+      </w:pPr>
+      <w:r>
+        <w:t xml:space="preserve">Org E, Mehrabian M, Parks BW, Shipkova P, Liu X, Drake TA, Lusis AJ. 2016. Sex differences and hormonal effects on gut microbiota composition in mice. Gut Microbes 7:313-322.</w:t>
+      </w:r>
+    </w:p>
+    <w:p>
+      <w:pPr>
+        <w:numPr>
+          <w:ilvl w:val="0"/>
+          <w:numId w:val="1011"/>
+        </w:numPr>
+      </w:pPr>
+      <w:r>
+        <w:t xml:space="preserve">Vemuri R, Gundamaraju R, Shastri MD, Shukla SD, Kalpurath K, Ball M, Tristram S, Shankar EM, Ahuja K, Eri R. 2019. Gut microbial changes, interactions, and their implications on human lifecycle: an ageing perspective. Biomed Res Int 2019:4178607.</w:t>
+      </w:r>
+    </w:p>
+    <w:p>
+      <w:pPr>
+        <w:numPr>
+          <w:ilvl w:val="0"/>
+          <w:numId w:val="1011"/>
+        </w:numPr>
+      </w:pPr>
+      <w:r>
+        <w:t xml:space="preserve">Kruskal JB. 1964. Nonmetric multidimensional scaling: a numerical method. Psychometrika 29:115-129.</w:t>
+      </w:r>
+    </w:p>
+    <w:p>
+      <w:pPr>
+        <w:numPr>
+          <w:ilvl w:val="0"/>
+          <w:numId w:val="1011"/>
+        </w:numPr>
+      </w:pPr>
+      <w:r>
+        <w:t xml:space="preserve">Clarke KR. 1993. Non-parametric multivariate analyses of changes in community structure. Aust J Ecol 18:117-143.</w:t>
+      </w:r>
+    </w:p>
+    <w:bookmarkEnd w:id="66"/>
+    <w:bookmarkStart w:id="67" w:name="figure-legends"/>
+    <w:p>
+      <w:pPr>
+        <w:pStyle w:val="Heading2"/>
+      </w:pPr>
+      <w:r>
+        <w:t xml:space="preserve">FIGURE LEGENDS</w:t>
+      </w:r>
+    </w:p>
+    <w:p>
+      <w:pPr>
+        <w:pStyle w:val="FirstParagraph"/>
+      </w:pPr>
       <w:r>
         <w:rPr>
           <w:b/>
@@ -10593,232 +11665,11 @@
       <w:r>
         <w:t xml:space="preserve">Atlas1006 dataset (Male vs. Female, n=1,114). (A) Top 15 taxa ranked by MeLSI learned metric weights, colored by directionality (group with higher mean CLR abundance). Taxa from Bacteroidaceae, Lachnospiraceae, and Ruminococcaceae families show strongest contributions. (B) PCoA ordination using MeLSI learned distance (F=4.841, p=0.005). (C) PCoA ordination using Euclidean distance on CLR-transformed data (F=4.711, p=0.001). (D) PCoA ordination using Bray-Curtis dissimilarity (F=4.442, p=0.001). Dashed ellipses show 95% confidence ellipses. Note: PCoA1/PCoA2 axes are on different scales across panels because each distance metric defines a distinct geometric space.</w:t>
       </w:r>
-      <w:r>
-        <w:t xml:space="preserve"> </w:t>
-      </w:r>
     </w:p>
     <w:p>
       <w:pPr>
         <w:pStyle w:val="BodyText"/>
       </w:pPr>
-      <w:r>
-        <w:t xml:space="preserve">The diagonal elements of the learned metric matrix</w:t>
-      </w:r>
-      <w:r>
-        <w:t xml:space="preserve"> </w:t>
-      </w:r>
-      <m:oMath>
-        <m:r>
-          <m:rPr>
-            <m:sty m:val="b"/>
-          </m:rPr>
-          <m:t>M</m:t>
-        </m:r>
-      </m:oMath>
-      <w:r>
-        <w:t xml:space="preserve"> </w:t>
-      </w:r>
-      <w:r>
-        <w:t xml:space="preserve">represent the learned metric weights: higher values indicate taxa that contribute more to group separation. These metric weights are distinct from the pre-filtering scores</w:t>
-      </w:r>
-      <w:r>
-        <w:t xml:space="preserve"> </w:t>
-      </w:r>
-      <m:oMath>
-        <m:sSub>
-          <m:e>
-            <m:r>
-              <m:t>I</m:t>
-            </m:r>
-          </m:e>
-          <m:sub>
-            <m:r>
-              <m:t>j</m:t>
-            </m:r>
-          </m:sub>
-        </m:sSub>
-      </m:oMath>
-      <w:r>
-        <w:t xml:space="preserve"> </w:t>
-      </w:r>
-      <w:r>
-        <w:t xml:space="preserve">used for feature selection (see Methods). MeLSI automatically calculates directionality and effect sizes on CLR-transformed data. Directionality is determined by identifying which group has the higher mean abundance on CLR-transformed data. Effect size is reported as the log2 fold change computed from CLR-transformed group means:</w:t>
-      </w:r>
-      <w:r>
-        <w:t xml:space="preserve"> </w:t>
-      </w:r>
-      <m:oMath>
-        <m:sSub>
-          <m:e>
-            <m:r>
-              <m:rPr>
-                <m:sty m:val="p"/>
-              </m:rPr>
-              <m:t>log</m:t>
-            </m:r>
-          </m:e>
-          <m:sub>
-            <m:r>
-              <m:t>2</m:t>
-            </m:r>
-          </m:sub>
-        </m:sSub>
-        <m:r>
-          <m:rPr>
-            <m:sty m:val="p"/>
-          </m:rPr>
-          <m:t>(</m:t>
-        </m:r>
-        <m:sSub>
-          <m:e>
-            <m:r>
-              <m:t>μ</m:t>
-            </m:r>
-          </m:e>
-          <m:sub>
-            <m:r>
-              <m:rPr>
-                <m:nor/>
-                <m:sty m:val="p"/>
-              </m:rPr>
-              <m:t>CLR,1</m:t>
-            </m:r>
-          </m:sub>
-        </m:sSub>
-        <m:r>
-          <m:rPr>
-            <m:sty m:val="p"/>
-          </m:rPr>
-          <m:t>/</m:t>
-        </m:r>
-        <m:sSub>
-          <m:e>
-            <m:r>
-              <m:t>μ</m:t>
-            </m:r>
-          </m:e>
-          <m:sub>
-            <m:r>
-              <m:rPr>
-                <m:nor/>
-                <m:sty m:val="p"/>
-              </m:rPr>
-              <m:t>CLR,2</m:t>
-            </m:r>
-          </m:sub>
-        </m:sSub>
-        <m:r>
-          <m:rPr>
-            <m:sty m:val="p"/>
-          </m:rPr>
-          <m:t>)</m:t>
-        </m:r>
-      </m:oMath>
-      <w:r>
-        <w:t xml:space="preserve">. The learned distance matrices can also be used for PCoA ordination to visualize group separation (Figures 1-3), enabling direct visual comparison with traditional metrics on the same datasets.</w:t>
-      </w:r>
-    </w:p>
-    <w:bookmarkEnd w:id="49"/>
-    <w:bookmarkEnd w:id="50"/>
-    <w:bookmarkStart w:id="55" w:name="dietswap-dataset"/>
-    <w:p>
-      <w:pPr>
-        <w:pStyle w:val="Heading4"/>
-      </w:pPr>
-      <w:r>
-        <w:t xml:space="preserve">DietSwap dataset</w:t>
-      </w:r>
-    </w:p>
-    <w:p>
-      <w:pPr>
-        <w:pStyle w:val="FirstParagraph"/>
-      </w:pPr>
-      <w:r>
-        <w:t xml:space="preserve">On the DietSwap dataset (Western vs. high-fiber diets), MeLSI was the only method to detect a significant community difference at</w:t>
-      </w:r>
-      <w:r>
-        <w:t xml:space="preserve"> </w:t>
-      </w:r>
-      <m:oMath>
-        <m:r>
-          <m:t>α</m:t>
-        </m:r>
-      </m:oMath>
-      <w:r>
-        <w:t xml:space="preserve">=0.05: MeLSI (F = 3.063, p = 0.015), Bray-Curtis (F = 2.153, p = 0.066), Jaccard (F = 1.921, p = 0.100), Euclidean (F = 1.670, p = 0.077). Phylogenetic methods (Weighted/Unweighted UniFrac) were not evaluated because the publicly available dataset object lacks a phylogenetic tree. This demonstrates a case where MeLSI’s adaptive weighting captures diet-induced compositional shifts that fixed metrics detect only marginally.</w:t>
-      </w:r>
-    </w:p>
-    <w:bookmarkStart w:id="54" w:name="feature-importance-1"/>
-    <w:p>
-      <w:pPr>
-        <w:pStyle w:val="Heading5"/>
-      </w:pPr>
-      <w:r>
-        <w:t xml:space="preserve">Feature importance</w:t>
-      </w:r>
-    </w:p>
-    <w:p>
-      <w:pPr>
-        <w:pStyle w:val="FirstParagraph"/>
-      </w:pPr>
-      <w:r>
-        <w:t xml:space="preserve">For the DietSwap dataset, MeLSI’s learned feature weights identified taxa including Akkermansia and Oxalobacter as key drivers of diet-induced community differences. Figure 2 displays the top 15 taxa by learned feature weight alongside the PCoA ordination.</w:t>
-      </w:r>
-    </w:p>
-    <w:p>
-      <w:pPr>
-        <w:pStyle w:val="BodyText"/>
-      </w:pPr>
-      <w:r>
-        <w:drawing>
-          <wp:inline>
-            <wp:extent cx="5334000" cy="3810000"/>
-            <wp:effectExtent b="0" l="0" r="0" t="0"/>
-            <wp:docPr descr="" title="" id="52" name="Picture"/>
-            <a:graphic>
-              <a:graphicData uri="http://schemas.openxmlformats.org/drawingml/2006/picture">
-                <pic:pic>
-                  <pic:nvPicPr>
-                    <pic:cNvPr descr="figures/dietswap_figure2.tif" id="53" name="Picture"/>
-                    <pic:cNvPicPr>
-                      <a:picLocks noChangeArrowheads="1" noChangeAspect="1"/>
-                    </pic:cNvPicPr>
-                  </pic:nvPicPr>
-                  <pic:blipFill>
-                    <a:blip r:embed="rId51"/>
-                    <a:stretch>
-                      <a:fillRect/>
-                    </a:stretch>
-                  </pic:blipFill>
-                  <pic:spPr bwMode="auto">
-                    <a:xfrm>
-                      <a:off x="0" y="0"/>
-                      <a:ext cx="5334000" cy="3810000"/>
-                    </a:xfrm>
-                    <a:prstGeom prst="rect">
-                      <a:avLst/>
-                    </a:prstGeom>
-                    <a:noFill/>
-                    <a:ln w="9525">
-                      <a:noFill/>
-                      <a:headEnd/>
-                      <a:tailEnd/>
-                    </a:ln>
-                  </pic:spPr>
-                </pic:pic>
-              </a:graphicData>
-            </a:graphic>
-          </wp:inline>
-        </w:drawing>
-      </w:r>
-    </w:p>
-    <w:p>
-      <w:pPr>
-        <w:pStyle w:val="BodyText"/>
-      </w:pPr>
-      <w:r>
-        <w:t xml:space="preserve"> </w:t>
-      </w:r>
       <w:r>
         <w:rPr>
           <w:b/>
@@ -10843,100 +11694,11 @@
       <w:r>
         <w:t xml:space="preserve">=0.05.</w:t>
       </w:r>
-      <w:r>
-        <w:t xml:space="preserve"> </w:t>
-      </w:r>
-    </w:p>
-    <w:bookmarkEnd w:id="54"/>
-    <w:bookmarkEnd w:id="55"/>
-    <w:bookmarkStart w:id="60" w:name="skiome-dataset"/>
-    <w:p>
-      <w:pPr>
-        <w:pStyle w:val="Heading4"/>
-      </w:pPr>
-      <w:r>
-        <w:t xml:space="preserve">SKIOME dataset</w:t>
-      </w:r>
-    </w:p>
-    <w:p>
-      <w:pPr>
-        <w:pStyle w:val="FirstParagraph"/>
-      </w:pPr>
-      <w:r>
-        <w:t xml:space="preserve">To validate multi-group capability, we analyzed the SKIOME skin microbiome dataset (PRJNA554499, 511 samples, 3 groups: Atopic_Dermatitis, Healthy, Psoriasis). MeLSI’s omnibus test detected significant differences (F = 4.972, p = 0.005), as did Euclidean distance (F = 4.897, p = 0.001), Bray-Curtis (F = 16.275, p = 0.001), and Jaccard (F = 11.058, p = 0.001). All pairwise comparisons remained significant after FDR correction (p = 0.005 for all pairs). The most informative comparison is MeLSI versus Euclidean, as both operate in CLR-transformed space: MeLSI (F = 4.972) performed essentially identically to unweighted Euclidean (F = 4.897). This equivalence is itself a biologically meaningful finding: it indicates that the signal in the SKIOME dataset is broadly distributed across many taxa rather than concentrated in a small subset. In such cases, a weighted metric offers no detection advantage, and MeLSI correctly learns this — assigning relatively uniform weights rather than artificially inflating a few taxa. This reflects statistical integrity, not a limitation. Bray-Curtis and Jaccard yield substantially larger pseudo-F statistics because count-based and presence/absence metrics define fundamentally different geometric spaces; these values are not directly comparable to CLR-based F-statistics. Regardless, while Bray-Curtis provides only an omnibus p-value, MeLSI additionally provides learned feature weights identifying which taxa drive group separation (Figure 3A), enabling biological interpretation within a single unified framework.</w:t>
-      </w:r>
-    </w:p>
-    <w:bookmarkStart w:id="59" w:name="feature-importance-2"/>
-    <w:p>
-      <w:pPr>
-        <w:pStyle w:val="Heading5"/>
-      </w:pPr>
-      <w:r>
-        <w:t xml:space="preserve">Feature importance</w:t>
-      </w:r>
-    </w:p>
-    <w:p>
-      <w:pPr>
-        <w:pStyle w:val="FirstParagraph"/>
-      </w:pPr>
-      <w:r>
-        <w:t xml:space="preserve">Figure 3 displays feature importance weights and PCoA ordination, demonstrating MeLSI’s interpretability for multi-group analyses. The learned metric weights identified Staphylococcus (family Staphylococcaceae) as the most influential taxon, consistent with its known role in atopic dermatitis pathogenesis. This validates MeLSI’s utility beyond two-group comparisons and across different body sites (skin vs. gut microbiome).</w:t>
-      </w:r>
     </w:p>
     <w:p>
       <w:pPr>
         <w:pStyle w:val="BodyText"/>
       </w:pPr>
-      <w:r>
-        <w:drawing>
-          <wp:inline>
-            <wp:extent cx="5334000" cy="3810000"/>
-            <wp:effectExtent b="0" l="0" r="0" t="0"/>
-            <wp:docPr descr="" title="" id="57" name="Picture"/>
-            <a:graphic>
-              <a:graphicData uri="http://schemas.openxmlformats.org/drawingml/2006/picture">
-                <pic:pic>
-                  <pic:nvPicPr>
-                    <pic:cNvPr descr="figures/skiome_figure3.tif" id="58" name="Picture"/>
-                    <pic:cNvPicPr>
-                      <a:picLocks noChangeArrowheads="1" noChangeAspect="1"/>
-                    </pic:cNvPicPr>
-                  </pic:nvPicPr>
-                  <pic:blipFill>
-                    <a:blip r:embed="rId56"/>
-                    <a:stretch>
-                      <a:fillRect/>
-                    </a:stretch>
-                  </pic:blipFill>
-                  <pic:spPr bwMode="auto">
-                    <a:xfrm>
-                      <a:off x="0" y="0"/>
-                      <a:ext cx="5334000" cy="3810000"/>
-                    </a:xfrm>
-                    <a:prstGeom prst="rect">
-                      <a:avLst/>
-                    </a:prstGeom>
-                    <a:noFill/>
-                    <a:ln w="9525">
-                      <a:noFill/>
-                      <a:headEnd/>
-                      <a:tailEnd/>
-                    </a:ln>
-                  </pic:spPr>
-                </pic:pic>
-              </a:graphicData>
-            </a:graphic>
-          </wp:inline>
-        </w:drawing>
-      </w:r>
-    </w:p>
-    <w:p>
-      <w:pPr>
-        <w:pStyle w:val="BodyText"/>
-      </w:pPr>
-      <w:r>
-        <w:t xml:space="preserve"> </w:t>
-      </w:r>
       <w:r>
         <w:rPr>
           <w:b/>
@@ -10950,920 +11712,9 @@
       <w:r>
         <w:t xml:space="preserve">SKIOME multi-group validation (Atopic Dermatitis, Healthy, Psoriasis; n=511). (A) Top 15 taxa by MeLSI learned metric weights, colored by group with highest mean abundance. (B) PCoA ordination using MeLSI learned distance (F=4.972, p=0.005). (C) PCoA ordination using Euclidean distance on CLR-transformed data (F=4.897, p=0.001). (D) PCoA ordination using Bray-Curtis dissimilarity (F=16.275, p=0.001). Dashed ellipses show 95% confidence ellipses. All methods detected significant differences; Bray-Curtis showed the strongest visual separation.</w:t>
       </w:r>
-      <w:r>
-        <w:t xml:space="preserve"> </w:t>
-      </w:r>
-    </w:p>
-    <w:bookmarkEnd w:id="59"/>
-    <w:bookmarkEnd w:id="60"/>
-    <w:bookmarkEnd w:id="61"/>
-    <w:bookmarkStart w:id="62" w:name="computational-performance"/>
-    <w:p>
-      <w:pPr>
-        <w:pStyle w:val="Heading3"/>
-      </w:pPr>
-      <w:r>
-        <w:t xml:space="preserve">Computational performance</w:t>
-      </w:r>
-    </w:p>
-    <w:p>
-      <w:pPr>
-        <w:pStyle w:val="FirstParagraph"/>
-      </w:pPr>
-      <w:r>
-        <w:t xml:space="preserve">Across all experiments, MeLSI demonstrated practical computational performance on standard hardware. Small datasets (n&lt;100, p&lt;200) completed in under 2 minutes, medium datasets (n = 100-500, p = 200-500) required 2-15 minutes, and large datasets (n = 1000+, p = 100-500) took 15-60 minutes. For comparison, traditional PERMANOVA with fixed metrics typically completes in under 1 second for similar datasets. MeLSI’s additional computation time is justified by its interpretability advantage: learned feature weights identify which taxa drive group separation, information that fixed distance metrics cannot provide. Pre-filtering improves F-statistics by 36-37% while reducing computation time by 16-40% (Table 6). For typical microbiome studies (n = 50-200, p = 100-500), MeLSI completes in 2-30 minutes (Table 3), representing a modest time investment relative to overall study timelines. For very large studies (n&gt;500) or when only rapid screening is needed without feature-level interpretation, traditional methods may be preferable.</w:t>
-      </w:r>
-    </w:p>
-    <w:bookmarkEnd w:id="62"/>
-    <w:bookmarkEnd w:id="63"/>
-    <w:bookmarkStart w:id="67" w:name="conclusions"/>
-    <w:p>
-      <w:pPr>
-        <w:pStyle w:val="Heading2"/>
-      </w:pPr>
-      <w:r>
-        <w:t xml:space="preserve">CONCLUSIONS</w:t>
-      </w:r>
-    </w:p>
-    <w:bookmarkStart w:id="64" w:name="summary"/>
-    <w:p>
-      <w:pPr>
-        <w:pStyle w:val="Heading3"/>
-      </w:pPr>
-      <w:r>
-        <w:t xml:space="preserve">Summary</w:t>
-      </w:r>
-    </w:p>
-    <w:p>
-      <w:pPr>
-        <w:pStyle w:val="FirstParagraph"/>
-      </w:pPr>
-      <w:r>
-        <w:t xml:space="preserve">MeLSI bridges adaptive machine learning and rigorous statistical inference for microbiome beta diversity analysis by integrating metric learning with permutation testing. Comprehensive validation demonstrates proper Type I error control across 100 simulations per condition, with empirical rejection rates near the nominal 5% level (3-6% across all conditions and sample sizes). On real data, MeLSI achieved significant detection on the DietSwap dataset where all traditional metrics remained marginal (MeLSI p = 0.015 vs. traditional p</w:t>
-      </w:r>
-      <w:r>
-        <w:t xml:space="preserve"> </w:t>
-      </w:r>
-      <m:oMath>
-        <m:r>
-          <m:rPr>
-            <m:sty m:val="p"/>
-          </m:rPr>
-          <m:t>≥</m:t>
-        </m:r>
-      </m:oMath>
-      <w:r>
-        <w:t xml:space="preserve"> </w:t>
-      </w:r>
-      <w:r>
-        <w:t xml:space="preserve">0.066), and comparable significance on Atlas1006 and SKIOME. In synthetic benchmarks, Bray-Curtis and Weighted UniFrac showed higher empirical power than MeLSI at medium effect sizes (Table 2), reflecting the inherent advantage of count-based metrics for detecting fold-change signals in raw abundance data. This power difference is partly attributable to MeLSI using 200 permutations versus 999 for traditional methods; despite this conservative setting, MeLSI demonstrated comparable power to Euclidean distance (both CLR-based) while providing interpretability that no fixed metric offers.</w:t>
-      </w:r>
-    </w:p>
-    <w:p>
-      <w:pPr>
-        <w:pStyle w:val="BodyText"/>
-      </w:pPr>
-      <w:r>
-        <w:t xml:space="preserve">MeLSI’s key innovation is interpretability: learned metric weights identify biologically relevant taxa (e.g., Bacteroidaceae, Lachnospiraceae, Ruminococcaceae in sex-associated differences), turning omnibus PERMANOVA results into actionable biological insights. The mechanism by which learned weights improve analysis is straightforward: by assigning higher weights to taxa with strong between-group differences and lower weights to noise taxa, the weighted distance metric effectively increases the signal-to-noise ratio in the distance calculation. This concentrates the PERMANOVA analysis on the most informative features, analogous to how a domain expert might focus on key taxa — but learned directly from data rather than requiring prior knowledge. This weighting is particularly beneficial when a small subset of taxa drives group differences while many uninformative taxa add noise, as is typical in microbiome studies. MeLSI is recommended when: (1) interpretability through feature weights is needed to identify biologically relevant taxa, (2) traditional methods yield marginal results (p-values near 0.05), (3) signals are distributed across multiple taxa rather than concentrated in highly abundant taxa, and (4) the researcher seeks both a significance test and a ranked list of taxa driving group separation. Traditional methods (Bray-Curtis, UniFrac) are preferable for: (1) large-scale screening studies where speed is critical, (2) when only omnibus significance testing is needed without feature-level interpretation, and (3) when fold-change signals are large and concentrated in abundant taxa. Critically, unlike prediction-focused machine learning (e.g., Random Forest, neural networks), MeLSI is an inference-focused approach: every learned metric undergoes rigorous permutation testing to ensure that p-values remain valid despite the adaptive nature of the method.</w:t>
-      </w:r>
-    </w:p>
-    <w:bookmarkEnd w:id="64"/>
-    <w:bookmarkStart w:id="65" w:name="limitations-and-future-work"/>
-    <w:p>
-      <w:pPr>
-        <w:pStyle w:val="Heading3"/>
-      </w:pPr>
-      <w:r>
-        <w:t xml:space="preserve">Limitations and future work</w:t>
-      </w:r>
-    </w:p>
-    <w:p>
-      <w:pPr>
-        <w:pStyle w:val="FirstParagraph"/>
-      </w:pPr>
-      <w:r>
-        <w:t xml:space="preserve">MeLSI requires more computation time than fixed metrics (minutes vs. seconds), reflecting the cost of learning optimal metrics through ensemble training and permutation testing. However, MeLSI’s computational time (2-30 minutes for typical datasets) is justified by substantial interpretability gains through learned feature weights, combined with a favorable power-time trade-off through pre-filtering (Table 6). For large-scale screening studies with thousands of samples, traditional methods may be more appropriate.</w:t>
-      </w:r>
-    </w:p>
-    <w:p>
-      <w:pPr>
-        <w:pStyle w:val="BodyText"/>
-      </w:pPr>
-      <w:r>
-        <w:t xml:space="preserve">Synthetic validation focused on two-group comparisons, which represent the primary use case; multi-group synthetic validation would require duplicating all validation tables and is addressed through real-world multi-group validation on the SKIOME skin microbiome dataset (3 groups, 511 samples). The statistical framework (permutation testing, Type I error control) is identical for two-group and multi-group analyses, ensuring valid inference regardless of group number.</w:t>
-      </w:r>
-    </w:p>
-    <w:p>
-      <w:pPr>
-        <w:pStyle w:val="BodyText"/>
-      </w:pPr>
-      <w:r>
-        <w:t xml:space="preserve">The most immediate extensions are (1) regression and covariate adjustment to handle continuous outcomes and confounders (age, BMI, medication use), enabling integration with epidemiological frameworks, (2) paired and longitudinal design support through blocked permutations (restricting permutations within subjects or pairs via the strata argument in PERMANOVA), and (3) improved compositionality handling by learning metrics directly in compositional space using Aitchison geometry (24), potentially offering advantages for zero-inflated microbiome data.</w:t>
-      </w:r>
-    </w:p>
-    <w:p>
-      <w:pPr>
-        <w:pStyle w:val="BodyText"/>
-      </w:pPr>
-      <w:r>
-        <w:t xml:space="preserve">MeLSI’s learned distance metrics are compatible with other distance-based ordination and hypothesis testing methods. The learned distances can be used with Non-metric Multidimensional Scaling (NMDS) (32) and Analysis of Similarities (ANOSIM) (33), both of which operate on distance matrices and would benefit from MeLSI’s data-adaptive metrics. However, Principal Component Analysis (PCA) is not compatible with MeLSI’s learned distances, as PCA relies on Euclidean distances computed in the original feature space and cannot accommodate the learned Mahalanobis distance structure.</w:t>
-      </w:r>
-    </w:p>
-    <w:bookmarkEnd w:id="65"/>
-    <w:bookmarkStart w:id="66" w:name="software-availability"/>
-    <w:p>
-      <w:pPr>
-        <w:pStyle w:val="Heading3"/>
-      </w:pPr>
-      <w:r>
-        <w:t xml:space="preserve">Software availability</w:t>
-      </w:r>
-    </w:p>
-    <w:p>
-      <w:pPr>
-        <w:pStyle w:val="FirstParagraph"/>
-      </w:pPr>
-      <w:r>
-        <w:t xml:space="preserve">MeLSI is freely available as a Bioconductor R package (installable via BiocManager::install(</w:t>
-      </w:r>
-      <w:r>
-        <w:t xml:space="preserve">“MeLSI”</w:t>
-      </w:r>
-      <w:r>
-        <w:t xml:space="preserve">)) and at https://github.com/NathanBresette/MeLSI under the MIT license. The package includes comprehensive documentation, tutorial vignettes, and example datasets. All validation scripts, reproducibility materials, supplementary tables, and figures are available at https://github.com/NathanBresette/MelsiALL.</w:t>
-      </w:r>
-    </w:p>
-    <w:bookmarkEnd w:id="66"/>
+    </w:p>
     <w:bookmarkEnd w:id="67"/>
-    <w:bookmarkStart w:id="68" w:name="supplementary-material"/>
-    <w:p>
-      <w:pPr>
-        <w:pStyle w:val="Heading2"/>
-      </w:pPr>
-      <w:r>
-        <w:t xml:space="preserve">SUPPLEMENTARY MATERIAL</w:t>
-      </w:r>
-    </w:p>
-    <w:p>
-      <w:pPr>
-        <w:pStyle w:val="FirstParagraph"/>
-      </w:pPr>
-      <w:r>
-        <w:t xml:space="preserve">Supplementary tables providing detailed results are available:</w:t>
-      </w:r>
-    </w:p>
-    <w:p>
-      <w:pPr>
-        <w:pStyle w:val="Compact"/>
-        <w:numPr>
-          <w:ilvl w:val="0"/>
-          <w:numId w:val="1010"/>
-        </w:numPr>
-      </w:pPr>
-      <w:r>
-        <w:rPr>
-          <w:b/>
-          <w:bCs/>
-        </w:rPr>
-        <w:t xml:space="preserve">Supplementary Table S1</w:t>
-      </w:r>
-      <w:r>
-        <w:t xml:space="preserve">: Recovery of true signal taxa metrics (Precision at k, Recall at k, Mean Rank, AUC-ROC) across all effect sizes and sample sizes</w:t>
-      </w:r>
-    </w:p>
-    <w:p>
-      <w:pPr>
-        <w:pStyle w:val="Compact"/>
-        <w:numPr>
-          <w:ilvl w:val="0"/>
-          <w:numId w:val="1010"/>
-        </w:numPr>
-      </w:pPr>
-      <w:r>
-        <w:rPr>
-          <w:b/>
-          <w:bCs/>
-        </w:rPr>
-        <w:t xml:space="preserve">Supplementary Table S2</w:t>
-      </w:r>
-      <w:r>
-        <w:t xml:space="preserve">: Individual method comparisons for power analysis — F-statistics and power for all six methods across all conditions</w:t>
-      </w:r>
-    </w:p>
-    <w:p>
-      <w:pPr>
-        <w:pStyle w:val="Compact"/>
-        <w:numPr>
-          <w:ilvl w:val="0"/>
-          <w:numId w:val="1010"/>
-        </w:numPr>
-      </w:pPr>
-      <w:r>
-        <w:rPr>
-          <w:b/>
-          <w:bCs/>
-        </w:rPr>
-        <w:t xml:space="preserve">Supplementary Table S3</w:t>
-      </w:r>
-      <w:r>
-        <w:t xml:space="preserve">: Individual method comparisons for scalability analysis — F-statistics for all six methods across all conditions</w:t>
-      </w:r>
-    </w:p>
-    <w:p>
-      <w:pPr>
-        <w:pStyle w:val="Compact"/>
-        <w:numPr>
-          <w:ilvl w:val="0"/>
-          <w:numId w:val="1010"/>
-        </w:numPr>
-      </w:pPr>
-      <w:r>
-        <w:rPr>
-          <w:b/>
-          <w:bCs/>
-        </w:rPr>
-        <w:t xml:space="preserve">Supplementary Table S4</w:t>
-      </w:r>
-      <w:r>
-        <w:t xml:space="preserve">: Parameter sensitivity analysis with standard deviations (mean and SD for F-statistics, p-values, and computation times across 25 replications per parameter value)</w:t>
-      </w:r>
-    </w:p>
-    <w:p>
-      <w:pPr>
-        <w:pStyle w:val="Compact"/>
-        <w:numPr>
-          <w:ilvl w:val="0"/>
-          <w:numId w:val="1010"/>
-        </w:numPr>
-      </w:pPr>
-      <w:r>
-        <w:rPr>
-          <w:b/>
-          <w:bCs/>
-        </w:rPr>
-        <w:t xml:space="preserve">Supplementary Table S5</w:t>
-      </w:r>
-      <w:r>
-        <w:t xml:space="preserve">: Individual method comparisons for feature correlation analysis</w:t>
-      </w:r>
-    </w:p>
-    <w:p>
-      <w:pPr>
-        <w:pStyle w:val="FirstParagraph"/>
-      </w:pPr>
-      <w:r>
-        <w:t xml:space="preserve">These supplementary tables provide complete transparency, allowing readers to compare MeLSI against each traditional method individually across all simulated conditions.</w:t>
-      </w:r>
-    </w:p>
     <w:bookmarkEnd w:id="68"/>
-    <w:bookmarkStart w:id="69" w:name="funding"/>
-    <w:p>
-      <w:pPr>
-        <w:pStyle w:val="Heading2"/>
-      </w:pPr>
-      <w:r>
-        <w:t xml:space="preserve">FUNDING</w:t>
-      </w:r>
-    </w:p>
-    <w:p>
-      <w:pPr>
-        <w:pStyle w:val="FirstParagraph"/>
-      </w:pPr>
-      <w:r>
-        <w:t xml:space="preserve">This work was supported by the National Institutes of Health/National Institute on Aging (NIH/NIA) grant R56AG079586 to A-LL.</w:t>
-      </w:r>
-    </w:p>
-    <w:bookmarkEnd w:id="69"/>
-    <w:bookmarkStart w:id="70" w:name="acknowledgments"/>
-    <w:p>
-      <w:pPr>
-        <w:pStyle w:val="Heading2"/>
-      </w:pPr>
-      <w:r>
-        <w:t xml:space="preserve">ACKNOWLEDGMENTS</w:t>
-      </w:r>
-    </w:p>
-    <w:p>
-      <w:pPr>
-        <w:pStyle w:val="FirstParagraph"/>
-      </w:pPr>
-      <w:r>
-        <w:t xml:space="preserve">Computational resources were provided by the University of Missouri Research Computing (Hellbender HPC cluster). We acknowledge the use of Hellbender computational resources (DOI: 10.32469/10355/97710).</w:t>
-      </w:r>
-    </w:p>
-    <w:bookmarkEnd w:id="70"/>
-    <w:bookmarkStart w:id="71" w:name="author-contributions"/>
-    <w:p>
-      <w:pPr>
-        <w:pStyle w:val="Heading2"/>
-      </w:pPr>
-      <w:r>
-        <w:t xml:space="preserve">AUTHOR CONTRIBUTIONS</w:t>
-      </w:r>
-    </w:p>
-    <w:p>
-      <w:pPr>
-        <w:pStyle w:val="FirstParagraph"/>
-      </w:pPr>
-      <w:r>
-        <w:t xml:space="preserve">Nathan Bresette conceived the study, developed the methodology, implemented the software, performed all analyses, generated all figures and tables, and wrote the manuscript. Aaron C. Ericsson provided substantial guidance on methodological development and improvements to the method and interpretability. Carter Woods contributed ideas and assisted with manuscript editing. Ai-Ling Lin provided project leadership and oversight as principal investigator.</w:t>
-      </w:r>
-    </w:p>
-    <w:bookmarkEnd w:id="71"/>
-    <w:bookmarkStart w:id="72" w:name="competing-interests"/>
-    <w:p>
-      <w:pPr>
-        <w:pStyle w:val="Heading2"/>
-      </w:pPr>
-      <w:r>
-        <w:t xml:space="preserve">COMPETING INTERESTS</w:t>
-      </w:r>
-    </w:p>
-    <w:p>
-      <w:pPr>
-        <w:pStyle w:val="FirstParagraph"/>
-      </w:pPr>
-      <w:r>
-        <w:t xml:space="preserve">The authors declare no competing interests.</w:t>
-      </w:r>
-    </w:p>
-    <w:bookmarkEnd w:id="72"/>
-    <w:bookmarkStart w:id="73" w:name="orcid"/>
-    <w:p>
-      <w:pPr>
-        <w:pStyle w:val="Heading2"/>
-      </w:pPr>
-      <w:r>
-        <w:t xml:space="preserve">ORCID</w:t>
-      </w:r>
-    </w:p>
-    <w:p>
-      <w:pPr>
-        <w:pStyle w:val="FirstParagraph"/>
-      </w:pPr>
-      <w:r>
-        <w:t xml:space="preserve">Nathan Bresette: https://orcid.org/0009-0003-1554-6006</w:t>
-      </w:r>
-    </w:p>
-    <w:p>
-      <w:pPr>
-        <w:pStyle w:val="BodyText"/>
-      </w:pPr>
-      <w:r>
-        <w:t xml:space="preserve">Aaron C. Ericsson: https://orcid.org/0000-0002-3053-7269</w:t>
-      </w:r>
-    </w:p>
-    <w:p>
-      <w:pPr>
-        <w:pStyle w:val="BodyText"/>
-      </w:pPr>
-      <w:r>
-        <w:t xml:space="preserve">Carter Woods: https://orcid.org/0009-0007-5345-2712</w:t>
-      </w:r>
-    </w:p>
-    <w:p>
-      <w:pPr>
-        <w:pStyle w:val="BodyText"/>
-      </w:pPr>
-      <w:r>
-        <w:t xml:space="preserve">Ai-Ling Lin: https://orcid.org/0000-0002-5197-2219</w:t>
-      </w:r>
-    </w:p>
-    <w:bookmarkEnd w:id="73"/>
-    <w:bookmarkStart w:id="74" w:name="author-affiliations"/>
-    <w:p>
-      <w:pPr>
-        <w:pStyle w:val="Heading2"/>
-      </w:pPr>
-      <w:r>
-        <w:t xml:space="preserve">AUTHOR AFFILIATIONS</w:t>
-      </w:r>
-    </w:p>
-    <w:p>
-      <w:pPr>
-        <w:pStyle w:val="FirstParagraph"/>
-      </w:pPr>
-      <m:oMath>
-        <m:sSup>
-          <m:e>
-            <m:r>
-              <m:t>​</m:t>
-            </m:r>
-          </m:e>
-          <m:sup>
-            <m:r>
-              <m:t>1</m:t>
-            </m:r>
-          </m:sup>
-        </m:sSup>
-      </m:oMath>
-      <w:r>
-        <w:t xml:space="preserve"> </w:t>
-      </w:r>
-      <w:r>
-        <w:t xml:space="preserve">Roy Blunt NextGen Precision Health, University of Missouri, Columbia, Missouri, USA.</w:t>
-      </w:r>
-    </w:p>
-    <w:p>
-      <w:pPr>
-        <w:pStyle w:val="BodyText"/>
-      </w:pPr>
-      <m:oMath>
-        <m:sSup>
-          <m:e>
-            <m:r>
-              <m:t>​</m:t>
-            </m:r>
-          </m:e>
-          <m:sup>
-            <m:r>
-              <m:t>2</m:t>
-            </m:r>
-          </m:sup>
-        </m:sSup>
-      </m:oMath>
-      <w:r>
-        <w:t xml:space="preserve"> </w:t>
-      </w:r>
-      <w:r>
-        <w:t xml:space="preserve">Institute for Data Science and Informatics, University of Missouri, Columbia, Missouri, USA.</w:t>
-      </w:r>
-    </w:p>
-    <w:p>
-      <w:pPr>
-        <w:pStyle w:val="BodyText"/>
-      </w:pPr>
-      <m:oMath>
-        <m:sSup>
-          <m:e>
-            <m:r>
-              <m:t>​</m:t>
-            </m:r>
-          </m:e>
-          <m:sup>
-            <m:r>
-              <m:t>3</m:t>
-            </m:r>
-          </m:sup>
-        </m:sSup>
-      </m:oMath>
-      <w:r>
-        <w:t xml:space="preserve"> </w:t>
-      </w:r>
-      <w:r>
-        <w:t xml:space="preserve">University of Missouri Metagenomics Center, Columbia, Missouri, USA.</w:t>
-      </w:r>
-    </w:p>
-    <w:p>
-      <w:pPr>
-        <w:pStyle w:val="BodyText"/>
-      </w:pPr>
-      <m:oMath>
-        <m:sSup>
-          <m:e>
-            <m:r>
-              <m:t>​</m:t>
-            </m:r>
-          </m:e>
-          <m:sup>
-            <m:r>
-              <m:t>4</m:t>
-            </m:r>
-          </m:sup>
-        </m:sSup>
-      </m:oMath>
-      <w:r>
-        <w:t xml:space="preserve"> </w:t>
-      </w:r>
-      <w:r>
-        <w:t xml:space="preserve">Department of Pathobiology and Integrative Biomedical Sciences, University of Missouri, Columbia, Missouri, USA.</w:t>
-      </w:r>
-    </w:p>
-    <w:p>
-      <w:pPr>
-        <w:pStyle w:val="BodyText"/>
-      </w:pPr>
-      <m:oMath>
-        <m:sSup>
-          <m:e>
-            <m:r>
-              <m:t>​</m:t>
-            </m:r>
-          </m:e>
-          <m:sup>
-            <m:r>
-              <m:t>5</m:t>
-            </m:r>
-          </m:sup>
-        </m:sSup>
-      </m:oMath>
-      <w:r>
-        <w:t xml:space="preserve"> </w:t>
-      </w:r>
-      <w:r>
-        <w:t xml:space="preserve">Department of Radiology, University of Missouri, Columbia, Missouri, USA.</w:t>
-      </w:r>
-    </w:p>
-    <w:p>
-      <w:pPr>
-        <w:pStyle w:val="BodyText"/>
-      </w:pPr>
-      <m:oMath>
-        <m:sSup>
-          <m:e>
-            <m:r>
-              <m:t>​</m:t>
-            </m:r>
-          </m:e>
-          <m:sup>
-            <m:r>
-              <m:t>6</m:t>
-            </m:r>
-          </m:sup>
-        </m:sSup>
-      </m:oMath>
-      <w:r>
-        <w:t xml:space="preserve"> </w:t>
-      </w:r>
-      <w:r>
-        <w:t xml:space="preserve">Division of Biological Sciences, University of Missouri, Columbia, Missouri, USA.</w:t>
-      </w:r>
-    </w:p>
-    <w:bookmarkEnd w:id="74"/>
-    <w:bookmarkStart w:id="75" w:name="references"/>
-    <w:p>
-      <w:pPr>
-        <w:pStyle w:val="Heading2"/>
-      </w:pPr>
-      <w:r>
-        <w:t xml:space="preserve">REFERENCES</w:t>
-      </w:r>
-    </w:p>
-    <w:p>
-      <w:pPr>
-        <w:numPr>
-          <w:ilvl w:val="0"/>
-          <w:numId w:val="1011"/>
-        </w:numPr>
-      </w:pPr>
-      <w:r>
-        <w:t xml:space="preserve">Gilbert JA, Blaser MJ, Caporaso JG, Jansson JK, Lynch SV, Knight R. 2018. Current understanding of the human microbiome. Nat Med 24:392-400.</w:t>
-      </w:r>
-    </w:p>
-    <w:p>
-      <w:pPr>
-        <w:numPr>
-          <w:ilvl w:val="0"/>
-          <w:numId w:val="1011"/>
-        </w:numPr>
-      </w:pPr>
-      <w:r>
-        <w:t xml:space="preserve">Shreiner AB, Kao JY, Young VB. 2015. The gut microbiome in health and in disease. Curr Opin Gastroenterol 31:69-75.</w:t>
-      </w:r>
-    </w:p>
-    <w:p>
-      <w:pPr>
-        <w:numPr>
-          <w:ilvl w:val="0"/>
-          <w:numId w:val="1011"/>
-        </w:numPr>
-      </w:pPr>
-      <w:r>
-        <w:t xml:space="preserve">Lynch SV, Pedersen O. 2016. The human intestinal microbiome in health and disease. N Engl J Med 375:2369-2379.</w:t>
-      </w:r>
-    </w:p>
-    <w:p>
-      <w:pPr>
-        <w:numPr>
-          <w:ilvl w:val="0"/>
-          <w:numId w:val="1011"/>
-        </w:numPr>
-      </w:pPr>
-      <w:r>
-        <w:t xml:space="preserve">Clemente JC, Ursell LK, Parfrey LW, Knight R. 2012. The impact of the gut microbiota on human health: an integrative view. Cell 148:1258-1270.</w:t>
-      </w:r>
-    </w:p>
-    <w:p>
-      <w:pPr>
-        <w:numPr>
-          <w:ilvl w:val="0"/>
-          <w:numId w:val="1011"/>
-        </w:numPr>
-      </w:pPr>
-      <w:r>
-        <w:t xml:space="preserve">Anderson MJ. 2017. Permutational multivariate analysis of variance (PERMANOVA), p 1-15. In Wiley StatsRef: Statistics Reference Online. John Wiley &amp; Sons, Ltd.</w:t>
-      </w:r>
-    </w:p>
-    <w:p>
-      <w:pPr>
-        <w:numPr>
-          <w:ilvl w:val="0"/>
-          <w:numId w:val="1011"/>
-        </w:numPr>
-      </w:pPr>
-      <w:r>
-        <w:t xml:space="preserve">McArdle BH, Anderson MJ. 2001. Fitting multivariate models to community data: a comment on distance-based redundancy analysis. Ecology 82:290-297.</w:t>
-      </w:r>
-    </w:p>
-    <w:p>
-      <w:pPr>
-        <w:numPr>
-          <w:ilvl w:val="0"/>
-          <w:numId w:val="1011"/>
-        </w:numPr>
-      </w:pPr>
-      <w:r>
-        <w:t xml:space="preserve">Lozupone C, Knight R. 2005. UniFrac: a new phylogenetic method for comparing microbial communities. Appl Environ Microbiol 71:8228-8235.</w:t>
-      </w:r>
-    </w:p>
-    <w:p>
-      <w:pPr>
-        <w:numPr>
-          <w:ilvl w:val="0"/>
-          <w:numId w:val="1011"/>
-        </w:numPr>
-      </w:pPr>
-      <w:r>
-        <w:t xml:space="preserve">Ramette A. 2007. Multivariate analyses in microbial ecology. FEMS Microbiol Ecol 62:142-160.</w:t>
-      </w:r>
-    </w:p>
-    <w:p>
-      <w:pPr>
-        <w:numPr>
-          <w:ilvl w:val="0"/>
-          <w:numId w:val="1011"/>
-        </w:numPr>
-      </w:pPr>
-      <w:r>
-        <w:t xml:space="preserve">Knights D, Costello EK, Knight R. 2011. Supervised classification of human microbiota. FEMS Microbiol Rev 35:343-359.</w:t>
-      </w:r>
-    </w:p>
-    <w:p>
-      <w:pPr>
-        <w:numPr>
-          <w:ilvl w:val="0"/>
-          <w:numId w:val="1011"/>
-        </w:numPr>
-      </w:pPr>
-      <w:r>
-        <w:t xml:space="preserve">Weiss S, Xu ZZ, Peddada S, Amir A, Bittinger K, Gonzalez A, Lozupone C, Zaneveld JR, Vázquez-Baeza Y, Birmingham A, Hyde ER, Knight R. 2017. Normalization and microbial differential abundance strategies depend upon data characteristics. Microbiome 5:27.</w:t>
-      </w:r>
-    </w:p>
-    <w:p>
-      <w:pPr>
-        <w:numPr>
-          <w:ilvl w:val="0"/>
-          <w:numId w:val="1011"/>
-        </w:numPr>
-      </w:pPr>
-      <w:r>
-        <w:t xml:space="preserve">Gloor GB, Macklaim JM, Fernandes AD. 2017. Displaying variation in large datasets: plotting a visual summary of effect sizes. J Comput Graph Stat 25:971-979.</w:t>
-      </w:r>
-    </w:p>
-    <w:p>
-      <w:pPr>
-        <w:numPr>
-          <w:ilvl w:val="0"/>
-          <w:numId w:val="1011"/>
-        </w:numPr>
-      </w:pPr>
-      <w:r>
-        <w:t xml:space="preserve">Westfall PH, Young SS. 1993. Resampling-Based Multiple Testing: Examples and Methods for p-Value Adjustment. John Wiley &amp; Sons, New York, NY.</w:t>
-      </w:r>
-    </w:p>
-    <w:p>
-      <w:pPr>
-        <w:numPr>
-          <w:ilvl w:val="0"/>
-          <w:numId w:val="1011"/>
-        </w:numPr>
-      </w:pPr>
-      <w:r>
-        <w:t xml:space="preserve">Good PI. 2013. Permutation Tests: A Practical Guide to Resampling Methods for Testing Hypotheses. Springer Science &amp; Business Media, New York, NY.</w:t>
-      </w:r>
-    </w:p>
-    <w:p>
-      <w:pPr>
-        <w:numPr>
-          <w:ilvl w:val="0"/>
-          <w:numId w:val="1011"/>
-        </w:numPr>
-      </w:pPr>
-      <w:r>
-        <w:t xml:space="preserve">Kulis B. 2013. Metric learning: a survey. Found Trends Mach Learn 5:287-364.</w:t>
-      </w:r>
-    </w:p>
-    <w:p>
-      <w:pPr>
-        <w:numPr>
-          <w:ilvl w:val="0"/>
-          <w:numId w:val="1011"/>
-        </w:numPr>
-      </w:pPr>
-      <w:r>
-        <w:t xml:space="preserve">Bellet A, Habrard A, Sebban M. 2013. A survey on metric learning for feature vectors and structured data. arXiv:1306.6709.</w:t>
-      </w:r>
-    </w:p>
-    <w:p>
-      <w:pPr>
-        <w:numPr>
-          <w:ilvl w:val="0"/>
-          <w:numId w:val="1011"/>
-        </w:numPr>
-      </w:pPr>
-      <w:r>
-        <w:t xml:space="preserve">Weinberger KQ, Saul LK. 2009. Distance metric learning for large margin nearest neighbor classification. J Mach Learn Res 10:207-244.</w:t>
-      </w:r>
-    </w:p>
-    <w:p>
-      <w:pPr>
-        <w:numPr>
-          <w:ilvl w:val="0"/>
-          <w:numId w:val="1011"/>
-        </w:numPr>
-      </w:pPr>
-      <w:r>
-        <w:t xml:space="preserve">Xing EP, Jordan MI, Russell SJ, Ng AY. 2002. Distance metric learning with application to clustering with side-information, p 521-528. In Advances in Neural Information Processing Systems 15.</w:t>
-      </w:r>
-    </w:p>
-    <w:p>
-      <w:pPr>
-        <w:numPr>
-          <w:ilvl w:val="0"/>
-          <w:numId w:val="1011"/>
-        </w:numPr>
-      </w:pPr>
-      <w:r>
-        <w:t xml:space="preserve">Mahalanobis PC. 1936. On the generalized distance in statistics. Proc Natl Inst Sci India 2:49-55.</w:t>
-      </w:r>
-    </w:p>
-    <w:p>
-      <w:pPr>
-        <w:numPr>
-          <w:ilvl w:val="0"/>
-          <w:numId w:val="1011"/>
-        </w:numPr>
-      </w:pPr>
-      <w:r>
-        <w:t xml:space="preserve">Pasolli E, Truong DT, Malik F, Waldron L, Segata N. 2016. Machine learning meta-analysis of large metagenomic datasets: tools and biological insights. PLoS Comput Biol 12:e1004977.</w:t>
-      </w:r>
-    </w:p>
-    <w:p>
-      <w:pPr>
-        <w:numPr>
-          <w:ilvl w:val="0"/>
-          <w:numId w:val="1011"/>
-        </w:numPr>
-      </w:pPr>
-      <w:r>
-        <w:t xml:space="preserve">Breiman L. 2001. Random forests. Mach Learn 45:5-32.</w:t>
-      </w:r>
-    </w:p>
-    <w:p>
-      <w:pPr>
-        <w:numPr>
-          <w:ilvl w:val="0"/>
-          <w:numId w:val="1011"/>
-        </w:numPr>
-      </w:pPr>
-      <w:r>
-        <w:t xml:space="preserve">Phipson B, Smyth GK. 2010. Permutation p-values should never be zero: calculating exact p-values when permutations are randomly drawn. Stat Appl Genet Mol Biol 9:Article39.</w:t>
-      </w:r>
-    </w:p>
-    <w:p>
-      <w:pPr>
-        <w:numPr>
-          <w:ilvl w:val="0"/>
-          <w:numId w:val="1011"/>
-        </w:numPr>
-      </w:pPr>
-      <w:r>
-        <w:t xml:space="preserve">Lahti L, Salojärvi J, Salonen A, Scheffer M, de Vos WM. 2014. Tipping elements in the human intestinal ecosystem. Nat Commun 5:1-10.</w:t>
-      </w:r>
-    </w:p>
-    <w:p>
-      <w:pPr>
-        <w:numPr>
-          <w:ilvl w:val="0"/>
-          <w:numId w:val="1011"/>
-        </w:numPr>
-      </w:pPr>
-      <w:r>
-        <w:t xml:space="preserve">O’Keefe SJD, Li JV, Lahti L, Ou J, Carbonero F, Mohammed K, Posma JM, Kinross J, Wahl E, Ruder E, Vipperla K, Naidoo V, Mtshali L, Tims S, Puylaert PGB, DeLany J, Krasinskas A, Benefiel AC, Kaseb HO, Newton K, Nicholson JK, de Vos WM, Gaskins HR, Zoetendal EG. 2015. Fat, fibre and cancer risk in African Americans and rural Africans. Nat Commun 6:6342.</w:t>
-      </w:r>
-    </w:p>
-    <w:p>
-      <w:pPr>
-        <w:numPr>
-          <w:ilvl w:val="0"/>
-          <w:numId w:val="1011"/>
-        </w:numPr>
-      </w:pPr>
-      <w:r>
-        <w:t xml:space="preserve">Aitchison J. 1986. The Statistical Analysis of Compositional Data. Chapman and Hall, London.</w:t>
-      </w:r>
-    </w:p>
-    <w:p>
-      <w:pPr>
-        <w:numPr>
-          <w:ilvl w:val="0"/>
-          <w:numId w:val="1011"/>
-        </w:numPr>
-      </w:pPr>
-      <w:r>
-        <w:t xml:space="preserve">Legendre P, Gallagher ED. 2001. Ecologically meaningful transformations for ordination of species data. Oecologia 129:271-280.</w:t>
-      </w:r>
-    </w:p>
-    <w:p>
-      <w:pPr>
-        <w:numPr>
-          <w:ilvl w:val="0"/>
-          <w:numId w:val="1011"/>
-        </w:numPr>
-      </w:pPr>
-      <w:r>
-        <w:t xml:space="preserve">Benjamini Y, Hochberg Y. 1995. Controlling the false discovery rate: a practical and powerful approach to multiple testing. J R Stat Soc Series B Stat Methodol 57:289-300.</w:t>
-      </w:r>
-    </w:p>
-    <w:p>
-      <w:pPr>
-        <w:numPr>
-          <w:ilvl w:val="0"/>
-          <w:numId w:val="1011"/>
-        </w:numPr>
-      </w:pPr>
-      <w:r>
-        <w:t xml:space="preserve">Oksanen J, Blanchet FG, Friendly M, Kindt R, Legendre P, McGlinn D, Minchin PR, O’Hara RB, Simpson GL, Solymos P, Stevens MHH, Szoecs E, Wagner H. 2020. vegan: Community Ecology Package. R package version 2.5-7. https://CRAN.R-project.org/package=vegan.</w:t>
-      </w:r>
-    </w:p>
-    <w:p>
-      <w:pPr>
-        <w:numPr>
-          <w:ilvl w:val="0"/>
-          <w:numId w:val="1011"/>
-        </w:numPr>
-      </w:pPr>
-      <w:r>
-        <w:t xml:space="preserve">Wickham H. 2016. ggplot2: Elegant Graphics for Data Analysis. Springer-Verlag, New York, NY.</w:t>
-      </w:r>
-    </w:p>
-    <w:p>
-      <w:pPr>
-        <w:numPr>
-          <w:ilvl w:val="0"/>
-          <w:numId w:val="1011"/>
-        </w:numPr>
-      </w:pPr>
-      <w:r>
-        <w:t xml:space="preserve">Markle JGM, Frank DN, Mortin-Toth S, Robertson CE, Feazel LM, Rolle-Kampczyk U, von Bergen M, McCoy KD, Macpherson AJ, Danska JS. 2013. Sex differences in the gut microbiome drive hormone-dependent regulation of autoimmunity. Science 339:1084-1088.</w:t>
-      </w:r>
-    </w:p>
-    <w:p>
-      <w:pPr>
-        <w:numPr>
-          <w:ilvl w:val="0"/>
-          <w:numId w:val="1011"/>
-        </w:numPr>
-      </w:pPr>
-      <w:r>
-        <w:t xml:space="preserve">Org E, Mehrabian M, Parks BW, Shipkova P, Liu X, Drake TA, Lusis AJ. 2016. Sex differences and hormonal effects on gut microbiota composition in mice. Gut Microbes 7:313-322.</w:t>
-      </w:r>
-    </w:p>
-    <w:p>
-      <w:pPr>
-        <w:numPr>
-          <w:ilvl w:val="0"/>
-          <w:numId w:val="1011"/>
-        </w:numPr>
-      </w:pPr>
-      <w:r>
-        <w:t xml:space="preserve">Vemuri R, Gundamaraju R, Shastri MD, Shukla SD, Kalpurath K, Ball M, Tristram S, Shankar EM, Ahuja K, Eri R. 2019. Gut microbial changes, interactions, and their implications on human lifecycle: an ageing perspective. Biomed Res Int 2019:4178607.</w:t>
-      </w:r>
-    </w:p>
-    <w:p>
-      <w:pPr>
-        <w:numPr>
-          <w:ilvl w:val="0"/>
-          <w:numId w:val="1011"/>
-        </w:numPr>
-      </w:pPr>
-      <w:r>
-        <w:t xml:space="preserve">Kruskal JB. 1964. Nonmetric multidimensional scaling: a numerical method. Psychometrika 29:115-129.</w:t>
-      </w:r>
-    </w:p>
-    <w:p>
-      <w:pPr>
-        <w:numPr>
-          <w:ilvl w:val="0"/>
-          <w:numId w:val="1011"/>
-        </w:numPr>
-      </w:pPr>
-      <w:r>
-        <w:t xml:space="preserve">Clarke KR. 1993. Non-parametric multivariate analyses of changes in community structure. Aust J Ecol 18:117-143.</w:t>
-      </w:r>
-    </w:p>
-    <w:bookmarkEnd w:id="75"/>
-    <w:bookmarkEnd w:id="76"/>
     <w:sectPr>
       <w:footnotePr>
         <w:numRestart w:val="eachSect"/>

--- a/resubmissionv3/MeLSI_Research_Paper_mSystems.docx
+++ b/resubmissionv3/MeLSI_Research_Paper_mSystems.docx
@@ -231,7 +231,7 @@
         <w:t xml:space="preserve"> </w:t>
       </w:r>
       <w:r>
-        <w:t xml:space="preserve">approach may miss subtle but biologically meaningful patterns in complex microbiome data. We present MeLSI (Metric Learning for Statistical Inference), a novel machine learning framework that learns data-adaptive distance metrics optimized for detecting community composition differences in multivariate microbiome analyses. MeLSI employs an ensemble of weak learners using bootstrap sampling, feature subsampling, and gradient-based optimization to learn optimal feature weights, combined with rigorous permutation testing for statistical inference. The learned metrics can be used with PERMANOVA for hypothesis testing and with Principal Coordinates Analysis (PCoA) for ordination visualization. Comprehensive validation on synthetic benchmarks and real datasets shows that MeLSI maintains proper Type I error control while delivering competitive or superior statistical power for detecting subtle community shifts and, crucially, supplies interpretable feature-weight profiles that clarify which taxa drive group separation. On the DietSwap dataset, MeLSI was the only method to achieve significance at α=0.05, demonstrating that adaptive weighting can detect diet-induced community shifts that fixed metrics miss. Across all datasets, the learned feature weights identified biologically relevant taxa — providing actionable insight that no fixed distance metric can supply. MeLSI therefore offers a statistically rigorous tool that augments beta diversity analysis with transparent, data-driven interpretability.</w:t>
+        <w:t xml:space="preserve">approach may miss subtle but biologically meaningful patterns in complex microbiome data. We present MeLSI (Metric Learning for Statistical Inference), a novel machine learning framework that learns data-adaptive distance metrics optimized for detecting community composition differences in multivariate microbiome analyses. MeLSI employs an ensemble of weak learners using bootstrap sampling, feature subsampling, and gradient-based optimization to learn optimal feature weights, combined with rigorous permutation testing for statistical inference. The learned metrics can be used with PERMANOVA for hypothesis testing and with Principal Coordinates Analysis (PCoA) for ordination visualization. Comprehensive validation on synthetic benchmarks and real datasets shows that MeLSI maintains proper Type I error control while delivering competitive or superior statistical power for detecting subtle community shifts and, crucially, supplies interpretable feature-weight profiles that clarify which taxa drive group separation. On the DietSwap dataset, MeLSI was the only method to achieve significance at α=0.05, demonstrating that adaptive weighting can detect diet-induced community shifts that fixed metrics miss. Across all datasets, the learned feature weights identified biologically relevant taxa, providing actionable insight that no fixed distance metric can supply. MeLSI therefore offers a statistically rigorous tool that augments beta diversity analysis with transparent, data-driven interpretability.</w:t>
       </w:r>
     </w:p>
     <w:bookmarkEnd w:id="9"/>
@@ -10710,7 +10710,7 @@
         <w:pStyle w:val="FirstParagraph"/>
       </w:pPr>
       <w:r>
-        <w:t xml:space="preserve">To validate multi-group capability, we analyzed the SKIOME skin microbiome dataset (PRJNA554499, 511 samples, 3 groups: Atopic_Dermatitis, Healthy, Psoriasis). MeLSI’s omnibus test detected significant differences (F = 4.972, p = 0.005), as did Euclidean distance (F = 4.897, p = 0.001), Bray-Curtis (F = 16.275, p = 0.001), and Jaccard (F = 11.058, p = 0.001). All pairwise comparisons remained significant after FDR correction (p = 0.005 for all pairs). The most informative comparison is MeLSI versus Euclidean, as both operate in CLR-transformed space: MeLSI (F = 4.972) performed essentially identically to unweighted Euclidean (F = 4.897). This equivalence is itself a biologically meaningful finding: it indicates that the signal in the SKIOME dataset is broadly distributed across many taxa rather than concentrated in a small subset. In such cases, a weighted metric offers no detection advantage, and MeLSI correctly learns this — assigning relatively uniform weights rather than artificially inflating a few taxa. This reflects statistical integrity, not a limitation. Bray-Curtis and Jaccard yield substantially larger pseudo-F statistics because count-based and presence/absence metrics define fundamentally different geometric spaces; these values are not directly comparable to CLR-based F-statistics. Regardless, while Bray-Curtis provides only an omnibus p-value, MeLSI additionally provides learned feature weights identifying which taxa drive group separation (Figure 3A), enabling biological interpretation within a single unified framework.</w:t>
+        <w:t xml:space="preserve">To validate multi-group capability, we analyzed the SKIOME skin microbiome dataset (PRJNA554499, 511 samples, 3 groups: Atopic_Dermatitis, Healthy, Psoriasis). MeLSI’s omnibus test detected significant differences (F = 4.972, p = 0.005), as did Euclidean distance (F = 4.897, p = 0.001), Bray-Curtis (F = 16.275, p = 0.001), and Jaccard (F = 11.058, p = 0.001). All pairwise comparisons remained significant after FDR correction (p = 0.005 for all pairs). The most informative comparison is MeLSI versus Euclidean, as both operate in CLR-transformed space: MeLSI (F = 4.972) performed essentially identically to unweighted Euclidean (F = 4.897). This equivalence is itself a biologically meaningful finding: it indicates that the signal in the SKIOME dataset is broadly distributed across many taxa rather than concentrated in a small subset. In such cases, a weighted metric offers no detection advantage, and MeLSI correctly learns this, assigning relatively uniform weights rather than artificially inflating a few taxa. This reflects statistical integrity, not a limitation. Bray-Curtis and Jaccard yield substantially larger pseudo-F statistics because count-based and presence/absence metrics define fundamentally different geometric spaces; these values are not directly comparable to CLR-based F-statistics. Regardless, while Bray-Curtis provides only an omnibus p-value, MeLSI additionally provides learned feature weights identifying which taxa drive group separation (Figure 3A), enabling biological interpretation within a single unified framework.</w:t>
       </w:r>
     </w:p>
     <w:bookmarkStart w:id="50" w:name="feature-importance-2"/>
@@ -10800,7 +10800,7 @@
         <w:pStyle w:val="BodyText"/>
       </w:pPr>
       <w:r>
-        <w:t xml:space="preserve">MeLSI’s key innovation is interpretability: learned metric weights identify biologically relevant taxa (e.g., Bacteroidaceae, Lachnospiraceae, Ruminococcaceae in sex-associated differences), turning omnibus PERMANOVA results into actionable biological insights. The mechanism by which learned weights improve analysis is straightforward: by assigning higher weights to taxa with strong between-group differences and lower weights to noise taxa, the weighted distance metric effectively increases the signal-to-noise ratio in the distance calculation. This concentrates the PERMANOVA analysis on the most informative features, analogous to how a domain expert might focus on key taxa — but learned directly from data rather than requiring prior knowledge. This weighting is particularly beneficial when a small subset of taxa drives group differences while many uninformative taxa add noise, as is typical in microbiome studies. MeLSI is recommended when: (1) interpretability through feature weights is needed to identify biologically relevant taxa, (2) traditional methods yield marginal results (p-values near 0.05), (3) signals are distributed across multiple taxa rather than concentrated in highly abundant taxa, and (4) the researcher seeks both a significance test and a ranked list of taxa driving group separation. Traditional methods (Bray-Curtis, UniFrac) are preferable for: (1) large-scale screening studies where speed is critical, (2) when only omnibus significance testing is needed without feature-level interpretation, and (3) when fold-change signals are large and concentrated in abundant taxa. Critically, unlike prediction-focused machine learning (e.g., Random Forest, neural networks), MeLSI is an inference-focused approach: every learned metric undergoes rigorous permutation testing to ensure that p-values remain valid despite the adaptive nature of the method.</w:t>
+        <w:t xml:space="preserve">MeLSI’s key innovation is interpretability: learned metric weights identify biologically relevant taxa (e.g., Bacteroidaceae, Lachnospiraceae, Ruminococcaceae in sex-associated differences), turning omnibus PERMANOVA results into actionable biological insights. The mechanism by which learned weights improve analysis is straightforward: by assigning higher weights to taxa with strong between-group differences and lower weights to noise taxa, the weighted distance metric effectively increases the signal-to-noise ratio in the distance calculation. This concentrates the PERMANOVA analysis on the most informative features, analogous to how a domain expert might focus on key taxa, but learned directly from data rather than requiring prior knowledge. This weighting is particularly beneficial when a small subset of taxa drives group differences while many uninformative taxa add noise, as is typical in microbiome studies. MeLSI is recommended when: (1) interpretability through feature weights is needed to identify biologically relevant taxa, (2) traditional methods yield marginal results (p-values near 0.05), (3) signals are distributed across multiple taxa rather than concentrated in highly abundant taxa, and (4) the researcher seeks both a significance test and a ranked list of taxa driving group separation. Traditional methods (Bray-Curtis, UniFrac) are preferable for: (1) large-scale screening studies where speed is critical, (2) when only omnibus significance testing is needed without feature-level interpretation, and (3) when fold-change signals are large and concentrated in abundant taxa. Critically, unlike prediction-focused machine learning (e.g., Random Forest, neural networks), MeLSI is an inference-focused approach: every learned metric undergoes rigorous permutation testing to ensure that p-values remain valid despite the adaptive nature of the method.</w:t>
       </w:r>
     </w:p>
     <w:bookmarkEnd w:id="55"/>
@@ -10923,7 +10923,7 @@
         <w:t xml:space="preserve">Supplementary Table S2</w:t>
       </w:r>
       <w:r>
-        <w:t xml:space="preserve">: Individual method comparisons for power analysis — F-statistics and power for all six methods across all conditions</w:t>
+        <w:t xml:space="preserve">: Individual method comparisons for power analysis (F-statistics and power for all six methods across all conditions)</w:t>
       </w:r>
     </w:p>
     <w:p>
@@ -10942,7 +10942,7 @@
         <w:t xml:space="preserve">Supplementary Table S3</w:t>
       </w:r>
       <w:r>
-        <w:t xml:space="preserve">: Individual method comparisons for scalability analysis — F-statistics for all six methods across all conditions</w:t>
+        <w:t xml:space="preserve">: Individual method comparisons for scalability analysis (F-statistics for all six methods across all conditions)</w:t>
       </w:r>
     </w:p>
     <w:p>

--- a/resubmissionv3/MeLSI_Research_Paper_mSystems.docx
+++ b/resubmissionv3/MeLSI_Research_Paper_mSystems.docx
@@ -855,7 +855,7 @@
         <w:t xml:space="preserve"> </w:t>
       </w:r>
       <w:r>
-        <w:t xml:space="preserve">representing the importance of feature</w:t>
+        <w:t xml:space="preserve">representing the learned contribution of feature</w:t>
       </w:r>
       <w:r>
         <w:t xml:space="preserve"> </w:t>
@@ -866,7 +866,10 @@
         </m:r>
       </m:oMath>
       <w:r>
-        <w:t xml:space="preserve">.</w:t>
+        <w:t xml:space="preserve"> </w:t>
+      </w:r>
+      <w:r>
+        <w:t xml:space="preserve">to the distance.</w:t>
       </w:r>
     </w:p>
     <w:p>
@@ -1092,7 +1095,7 @@
         <w:t xml:space="preserve"> </w:t>
       </w:r>
       <w:r>
-        <w:t xml:space="preserve">is diagonal, this reduces to learning feature-specific weights, providing interpretable importance scores (17).</w:t>
+        <w:t xml:space="preserve">is diagonal, this reduces to learning feature-specific weights, providing interpretable feature weights (17).</w:t>
       </w:r>
     </w:p>
     <w:p>
@@ -1118,7 +1121,7 @@
         <w:pStyle w:val="FirstParagraph"/>
       </w:pPr>
       <w:r>
-        <w:t xml:space="preserve">We developed MeLSI (Metric Learning for Statistical Inference) to bridge the gap between adaptive machine learning approaches and rigorous statistical inference for microbiome beta diversity and community composition analysis. Our specific objectives were to (1) design an ensemble metric learning framework that learns data-adaptive distance metrics for PERMANOVA and ordination while preventing overfitting, (2) integrate metric learning with permutation testing to ensure valid statistical inference, (3) comprehensively validate Type I error control, statistical power, scalability, parameter sensitivity, and computational efficiency, (4) demonstrate practical utility on real microbiome datasets, and (5) provide interpretable feature importance scores to identify biologically relevant taxa driving community separation.</w:t>
+        <w:t xml:space="preserve">We developed MeLSI (Metric Learning for Statistical Inference) to bridge the gap between adaptive machine learning approaches and rigorous statistical inference for microbiome beta diversity and community composition analysis. Our specific objectives were to (1) design an ensemble metric learning framework that learns data-adaptive distance metrics for PERMANOVA and ordination while preventing overfitting, (2) integrate metric learning with permutation testing to ensure valid statistical inference, (3) comprehensively validate Type I error control, statistical power, scalability, parameter sensitivity, and computational efficiency, (4) demonstrate practical utility on real microbiome datasets, and (5) provide interpretable learned metric weights to identify biologically relevant taxa driving community separation.</w:t>
       </w:r>
     </w:p>
     <w:p>
@@ -5557,7 +5560,7 @@
         <w:t xml:space="preserve"> </w:t>
       </w:r>
       <w:r>
-        <w:t xml:space="preserve">7. Biological interpretability: Feature importance weights and visualization (Section 3.8)</w:t>
+        <w:t xml:space="preserve">7. Biological interpretability: Learned metric weights and visualization (Section 3.8)</w:t>
       </w:r>
       <w:r>
         <w:t xml:space="preserve"> </w:t>
@@ -10509,13 +10512,13 @@
         <w:t xml:space="preserve">On the Atlas1006 dataset (1,114 Western European adults, male vs. female), all methods except Jaccard detected significant sex-associated community differences: MeLSI (F = 4.841, p = 0.005), Euclidean (F = 4.711, p = 0.001), Bray-Curtis (F = 4.442, p = 0.001), Jaccard (F = 1.791, p = 0.144). These results are consistent with previously documented microbiome variation between males and females (29, 30). F-statistics from different distance metrics are not directly comparable because each defines a distinct geometric space; significance (p-values) provides the appropriate basis for comparison.</w:t>
       </w:r>
     </w:p>
-    <w:bookmarkStart w:id="46" w:name="feature-importance"/>
+    <w:bookmarkStart w:id="46" w:name="learned-metric-weights"/>
     <w:p>
       <w:pPr>
         <w:pStyle w:val="Heading5"/>
       </w:pPr>
       <w:r>
-        <w:t xml:space="preserve">Feature importance</w:t>
+        <w:t xml:space="preserve">Learned metric weights</w:t>
       </w:r>
     </w:p>
     <w:p>
@@ -10523,7 +10526,7 @@
         <w:pStyle w:val="FirstParagraph"/>
       </w:pPr>
       <w:r>
-        <w:t xml:space="preserve">MeLSI provides interpretable feature importance weights. For the Atlas1006 dataset, the learned metric assigned highest weights to genera in the families Bacteroidaceae, Lachnospiraceae, and Ruminococcaceae, taxonomic groups previously associated with sex differences in gut microbiome composition (30, 31). Figure 1 displays the top 15 taxa by learned feature weight.</w:t>
+        <w:t xml:space="preserve">MeLSI provides interpretable learned metric weights. For the Atlas1006 dataset, the learned metric assigned highest weights to genera in the families Bacteroidaceae, Lachnospiraceae, and Ruminococcaceae, taxonomic groups previously associated with sex differences in gut microbiome composition (30, 31). Figure 1 displays the top 15 taxa by learned feature weight.</w:t>
       </w:r>
     </w:p>
     <w:p>
@@ -10677,13 +10680,13 @@
         <w:t xml:space="preserve">=0.05: MeLSI (F = 3.063, p = 0.015), Bray-Curtis (F = 2.153, p = 0.066), Jaccard (F = 1.921, p = 0.100), Euclidean (F = 1.670, p = 0.077). Phylogenetic methods (Weighted/Unweighted UniFrac) were not evaluated because the publicly available dataset object lacks a phylogenetic tree. This demonstrates a case where MeLSI’s adaptive weighting captures diet-induced compositional shifts that fixed metrics detect only marginally.</w:t>
       </w:r>
     </w:p>
-    <w:bookmarkStart w:id="48" w:name="feature-importance-1"/>
+    <w:bookmarkStart w:id="48" w:name="learned-metric-weights-1"/>
     <w:p>
       <w:pPr>
         <w:pStyle w:val="Heading5"/>
       </w:pPr>
       <w:r>
-        <w:t xml:space="preserve">Feature importance</w:t>
+        <w:t xml:space="preserve">Learned metric weights</w:t>
       </w:r>
     </w:p>
     <w:p>
@@ -10713,13 +10716,13 @@
         <w:t xml:space="preserve">To validate multi-group capability, we analyzed the SKIOME skin microbiome dataset (PRJNA554499, 511 samples, 3 groups: Atopic_Dermatitis, Healthy, Psoriasis). MeLSI’s omnibus test detected significant differences (F = 4.972, p = 0.005), as did Euclidean distance (F = 4.897, p = 0.001), Bray-Curtis (F = 16.275, p = 0.001), and Jaccard (F = 11.058, p = 0.001). All pairwise comparisons remained significant after FDR correction (p = 0.005 for all pairs). The most informative comparison is MeLSI versus Euclidean, as both operate in CLR-transformed space: MeLSI (F = 4.972) performed essentially identically to unweighted Euclidean (F = 4.897). This equivalence is itself a biologically meaningful finding: it indicates that the signal in the SKIOME dataset is broadly distributed across many taxa rather than concentrated in a small subset. In such cases, a weighted metric offers no detection advantage, and MeLSI correctly learns this, assigning relatively uniform weights rather than artificially inflating a few taxa. This reflects statistical integrity, not a limitation. Bray-Curtis and Jaccard yield substantially larger pseudo-F statistics because count-based and presence/absence metrics define fundamentally different geometric spaces; these values are not directly comparable to CLR-based F-statistics. Regardless, while Bray-Curtis provides only an omnibus p-value, MeLSI additionally provides learned feature weights identifying which taxa drive group separation (Figure 3A), enabling biological interpretation within a single unified framework.</w:t>
       </w:r>
     </w:p>
-    <w:bookmarkStart w:id="50" w:name="feature-importance-2"/>
+    <w:bookmarkStart w:id="50" w:name="learned-metric-weights-2"/>
     <w:p>
       <w:pPr>
         <w:pStyle w:val="Heading5"/>
       </w:pPr>
       <w:r>
-        <w:t xml:space="preserve">Feature importance</w:t>
+        <w:t xml:space="preserve">Learned metric weights</w:t>
       </w:r>
     </w:p>
     <w:p>
@@ -10727,7 +10730,7 @@
         <w:pStyle w:val="FirstParagraph"/>
       </w:pPr>
       <w:r>
-        <w:t xml:space="preserve">Figure 3 displays feature importance weights and PCoA ordination, demonstrating MeLSI’s interpretability for multi-group analyses. The learned metric weights identified Staphylococcus (family Staphylococcaceae) as the most influential taxon, consistent with its known role in atopic dermatitis pathogenesis. This validates MeLSI’s utility beyond two-group comparisons and across different body sites (skin vs. gut microbiome).</w:t>
+        <w:t xml:space="preserve">Figure 3 displays learned metric weights and PCoA ordination, demonstrating MeLSI’s interpretability for multi-group analyses. The learned metric weights identified Staphylococcus (family Staphylococcaceae) as the most influential taxon, consistent with its known role in atopic dermatitis pathogenesis. This validates MeLSI’s utility beyond two-group comparisons and across different body sites (skin vs. gut microbiome).</w:t>
       </w:r>
     </w:p>
     <w:bookmarkEnd w:id="50"/>
